--- a/W8A12_3lane/output/docx/W8A12_3lane_contest_submission_report_complete_20260701.docx
+++ b/W8A12_3lane/output/docx/W8A12_3lane_contest_submission_report_complete_20260701.docx
@@ -6815,14 +6815,14 @@
           <w:b w:val="0"/>
           <w:color w:val="000000"/>
         </w:rPr>
-        <w:t xml:space="preserve">性能 scheduler 侧已补充 packed 2-D 规划证据：x4 720p15 在 </w:t>
+        <w:t xml:space="preserve">性能 scheduler 侧已补充 packed 2-D 规划证据，并新增独立 </w:t>
       </w:r>
       <w:r>
         <w:rPr>
           <w:rFonts w:ascii="Consolas" w:hAnsi="Consolas" w:eastAsia="Microsoft YaHei" w:cs="Consolas"/>
           <w:color w:val="000000"/>
         </w:rPr>
-        <w:t>24x64</w:t>
+        <w:t>x4_720p15_fps_closure</w:t>
       </w:r>
       <w:r>
         <w:rPr>
@@ -6830,14 +6830,14 @@
           <w:b w:val="0"/>
           <w:color w:val="000000"/>
         </w:rPr>
-        <w:t xml:space="preserve"> 和 </w:t>
+        <w:t xml:space="preserve"> 门禁。该门禁明确输出分辨率为 </w:t>
       </w:r>
       <w:r>
         <w:rPr>
           <w:rFonts w:ascii="Consolas" w:hAnsi="Consolas" w:eastAsia="Microsoft YaHei" w:cs="Consolas"/>
           <w:color w:val="000000"/>
         </w:rPr>
-        <w:t>24x72</w:t>
+        <w:t>1280x720</w:t>
       </w:r>
       <w:r>
         <w:rPr>
@@ -6845,7 +6845,703 @@
           <w:b w:val="0"/>
           <w:color w:val="000000"/>
         </w:rPr>
-        <w:t xml:space="preserve"> candidate 下分别为 15.070fps 和 17.501fps @250MHz，满足 scheduler-level 15fps；x2 720p20 已新增独立 xsim 证据，但 900-DSP 门限内 </w:t>
+        <w:t xml:space="preserve">，输入为 </w:t>
+      </w:r>
+      <w:r>
+        <w:rPr>
+          <w:rFonts w:ascii="Consolas" w:hAnsi="Consolas" w:eastAsia="Microsoft YaHei" w:cs="Consolas"/>
+          <w:color w:val="000000"/>
+        </w:rPr>
+        <w:t>320x180 LR</w:t>
+      </w:r>
+      <w:r>
+        <w:rPr>
+          <w:rFonts w:ascii="Microsoft YaHei" w:hAnsi="Microsoft YaHei" w:eastAsia="Microsoft YaHei" w:cs="Microsoft YaHei"/>
+          <w:b w:val="0"/>
+          <w:color w:val="000000"/>
+        </w:rPr>
+        <w:t xml:space="preserve">，闭合层级为 scheduler/performance-model，不声明板端实测 FPS 或完整 packed 2-D 像素 RTL bit-exact 闭合。证据见 </w:t>
+      </w:r>
+      <w:r>
+        <w:rPr>
+          <w:rFonts w:ascii="Consolas" w:hAnsi="Consolas" w:eastAsia="Microsoft YaHei" w:cs="Consolas"/>
+          <w:color w:val="000000"/>
+        </w:rPr>
+        <w:t>evidence/sim_fps_design_space/x4_720p15_fps_closure/summary.md</w:t>
+      </w:r>
+      <w:r>
+        <w:rPr>
+          <w:rFonts w:ascii="Microsoft YaHei" w:hAnsi="Microsoft YaHei" w:eastAsia="Microsoft YaHei" w:cs="Microsoft YaHei"/>
+          <w:b w:val="0"/>
+          <w:color w:val="000000"/>
+        </w:rPr>
+        <w:t>。</w:t>
+      </w:r>
+    </w:p>
+    <w:tbl>
+      <w:tblPr>
+        <w:tblStyle w:val="TableGrid"/>
+        <w:tblW w:type="dxa" w:w="9360"/>
+        <w:jc w:val="left"/>
+        <w:tblLayout w:type="fixed"/>
+        <w:tblLook w:firstColumn="1" w:firstRow="1" w:lastColumn="0" w:lastRow="0" w:noHBand="0" w:noVBand="1" w:val="04A0"/>
+        <w:tblInd w:w="120" w:type="dxa"/>
+      </w:tblPr>
+      <w:tblGrid>
+        <w:gridCol w:w="1991"/>
+        <w:gridCol w:w="1294"/>
+        <w:gridCol w:w="900"/>
+        <w:gridCol w:w="1095"/>
+        <w:gridCol w:w="996"/>
+        <w:gridCol w:w="3084"/>
+      </w:tblGrid>
+      <w:tr>
+        <w:trPr>
+          <w:tblHeader w:val="true"/>
+        </w:trPr>
+        <w:tc>
+          <w:tcPr>
+            <w:tcW w:type="dxa" w:w="1991"/>
+            <w:tcMar>
+              <w:top w:w="80" w:type="dxa"/>
+              <w:bottom w:w="80" w:type="dxa"/>
+              <w:start w:w="120" w:type="dxa"/>
+              <w:end w:w="120" w:type="dxa"/>
+            </w:tcMar>
+            <w:vAlign w:val="center"/>
+            <w:shd w:fill="F2F2F2"/>
+          </w:tcPr>
+          <w:p>
+            <w:pPr>
+              <w:spacing w:after="0"/>
+            </w:pPr>
+            <w:r>
+              <w:rPr>
+                <w:rFonts w:ascii="Microsoft YaHei" w:hAnsi="Microsoft YaHei" w:eastAsia="Microsoft YaHei" w:cs="Microsoft YaHei"/>
+                <w:b/>
+                <w:color w:val="000000"/>
+                <w:sz w:val="16"/>
+              </w:rPr>
+              <w:t>目标</w:t>
+            </w:r>
+          </w:p>
+        </w:tc>
+        <w:tc>
+          <w:tcPr>
+            <w:tcW w:type="dxa" w:w="1294"/>
+            <w:tcMar>
+              <w:top w:w="80" w:type="dxa"/>
+              <w:bottom w:w="80" w:type="dxa"/>
+              <w:start w:w="120" w:type="dxa"/>
+              <w:end w:w="120" w:type="dxa"/>
+            </w:tcMar>
+            <w:vAlign w:val="center"/>
+            <w:shd w:fill="F2F2F2"/>
+          </w:tcPr>
+          <w:p>
+            <w:pPr>
+              <w:spacing w:after="0"/>
+            </w:pPr>
+            <w:r>
+              <w:rPr>
+                <w:rFonts w:ascii="Microsoft YaHei" w:hAnsi="Microsoft YaHei" w:eastAsia="Microsoft YaHei" w:cs="Microsoft YaHei"/>
+                <w:b/>
+                <w:color w:val="000000"/>
+                <w:sz w:val="16"/>
+              </w:rPr>
+              <w:t>Candidate</w:t>
+            </w:r>
+          </w:p>
+        </w:tc>
+        <w:tc>
+          <w:tcPr>
+            <w:tcW w:type="dxa" w:w="900"/>
+            <w:tcMar>
+              <w:top w:w="80" w:type="dxa"/>
+              <w:bottom w:w="80" w:type="dxa"/>
+              <w:start w:w="120" w:type="dxa"/>
+              <w:end w:w="120" w:type="dxa"/>
+            </w:tcMar>
+            <w:vAlign w:val="center"/>
+            <w:shd w:fill="F2F2F2"/>
+          </w:tcPr>
+          <w:p>
+            <w:pPr>
+              <w:spacing w:after="0"/>
+            </w:pPr>
+            <w:r>
+              <w:rPr>
+                <w:rFonts w:ascii="Microsoft YaHei" w:hAnsi="Microsoft YaHei" w:eastAsia="Microsoft YaHei" w:cs="Microsoft YaHei"/>
+                <w:b/>
+                <w:color w:val="000000"/>
+                <w:sz w:val="16"/>
+              </w:rPr>
+              <w:t>DSP</w:t>
+            </w:r>
+          </w:p>
+        </w:tc>
+        <w:tc>
+          <w:tcPr>
+            <w:tcW w:type="dxa" w:w="1095"/>
+            <w:tcMar>
+              <w:top w:w="80" w:type="dxa"/>
+              <w:bottom w:w="80" w:type="dxa"/>
+              <w:start w:w="120" w:type="dxa"/>
+              <w:end w:w="120" w:type="dxa"/>
+            </w:tcMar>
+            <w:vAlign w:val="center"/>
+            <w:shd w:fill="F2F2F2"/>
+          </w:tcPr>
+          <w:p>
+            <w:pPr>
+              <w:spacing w:after="0"/>
+            </w:pPr>
+            <w:r>
+              <w:rPr>
+                <w:rFonts w:ascii="Microsoft YaHei" w:hAnsi="Microsoft YaHei" w:eastAsia="Microsoft YaHei" w:cs="Microsoft YaHei"/>
+                <w:b/>
+                <w:color w:val="000000"/>
+                <w:sz w:val="16"/>
+              </w:rPr>
+              <w:t>FPS @250MHz</w:t>
+            </w:r>
+          </w:p>
+        </w:tc>
+        <w:tc>
+          <w:tcPr>
+            <w:tcW w:type="dxa" w:w="996"/>
+            <w:tcMar>
+              <w:top w:w="80" w:type="dxa"/>
+              <w:bottom w:w="80" w:type="dxa"/>
+              <w:start w:w="120" w:type="dxa"/>
+              <w:end w:w="120" w:type="dxa"/>
+            </w:tcMar>
+            <w:vAlign w:val="center"/>
+            <w:shd w:fill="F2F2F2"/>
+          </w:tcPr>
+          <w:p>
+            <w:pPr>
+              <w:spacing w:after="0"/>
+            </w:pPr>
+            <w:r>
+              <w:rPr>
+                <w:rFonts w:ascii="Microsoft YaHei" w:hAnsi="Microsoft YaHei" w:eastAsia="Microsoft YaHei" w:cs="Microsoft YaHei"/>
+                <w:b/>
+                <w:color w:val="000000"/>
+                <w:sz w:val="16"/>
+              </w:rPr>
+              <w:t>15fps 余量</w:t>
+            </w:r>
+          </w:p>
+        </w:tc>
+        <w:tc>
+          <w:tcPr>
+            <w:tcW w:type="dxa" w:w="3084"/>
+            <w:tcMar>
+              <w:top w:w="80" w:type="dxa"/>
+              <w:bottom w:w="80" w:type="dxa"/>
+              <w:start w:w="120" w:type="dxa"/>
+              <w:end w:w="120" w:type="dxa"/>
+            </w:tcMar>
+            <w:vAlign w:val="center"/>
+            <w:shd w:fill="F2F2F2"/>
+          </w:tcPr>
+          <w:p>
+            <w:pPr>
+              <w:spacing w:after="0"/>
+            </w:pPr>
+            <w:r>
+              <w:rPr>
+                <w:rFonts w:ascii="Microsoft YaHei" w:hAnsi="Microsoft YaHei" w:eastAsia="Microsoft YaHei" w:cs="Microsoft YaHei"/>
+                <w:b/>
+                <w:color w:val="000000"/>
+                <w:sz w:val="16"/>
+              </w:rPr>
+              <w:t>当前结论</w:t>
+            </w:r>
+          </w:p>
+        </w:tc>
+      </w:tr>
+      <w:tr>
+        <w:tc>
+          <w:tcPr>
+            <w:tcW w:type="dxa" w:w="1991"/>
+            <w:tcMar>
+              <w:top w:w="80" w:type="dxa"/>
+              <w:bottom w:w="80" w:type="dxa"/>
+              <w:start w:w="120" w:type="dxa"/>
+              <w:end w:w="120" w:type="dxa"/>
+            </w:tcMar>
+            <w:vAlign w:val="center"/>
+          </w:tcPr>
+          <w:p>
+            <w:pPr>
+              <w:spacing w:after="0"/>
+            </w:pPr>
+            <w:r>
+              <w:rPr>
+                <w:rFonts w:ascii="Microsoft YaHei" w:hAnsi="Microsoft YaHei" w:eastAsia="Microsoft YaHei" w:cs="Microsoft YaHei"/>
+                <w:b w:val="0"/>
+                <w:color w:val="000000"/>
+                <w:sz w:val="16"/>
+              </w:rPr>
+              <w:t>x4 720p15 最低资源点</w:t>
+            </w:r>
+          </w:p>
+        </w:tc>
+        <w:tc>
+          <w:tcPr>
+            <w:tcW w:type="dxa" w:w="1294"/>
+            <w:tcMar>
+              <w:top w:w="80" w:type="dxa"/>
+              <w:bottom w:w="80" w:type="dxa"/>
+              <w:start w:w="120" w:type="dxa"/>
+              <w:end w:w="120" w:type="dxa"/>
+            </w:tcMar>
+            <w:vAlign w:val="center"/>
+          </w:tcPr>
+          <w:p>
+            <w:pPr>
+              <w:spacing w:after="0"/>
+            </w:pPr>
+            <w:r>
+              <w:rPr>
+                <w:rFonts w:ascii="Consolas" w:hAnsi="Consolas" w:eastAsia="Microsoft YaHei" w:cs="Consolas"/>
+                <w:color w:val="000000"/>
+                <w:sz w:val="16"/>
+              </w:rPr>
+              <w:t>24x64</w:t>
+            </w:r>
+          </w:p>
+        </w:tc>
+        <w:tc>
+          <w:tcPr>
+            <w:tcW w:type="dxa" w:w="900"/>
+            <w:tcMar>
+              <w:top w:w="80" w:type="dxa"/>
+              <w:bottom w:w="80" w:type="dxa"/>
+              <w:start w:w="120" w:type="dxa"/>
+              <w:end w:w="120" w:type="dxa"/>
+            </w:tcMar>
+            <w:vAlign w:val="center"/>
+          </w:tcPr>
+          <w:p>
+            <w:pPr>
+              <w:spacing w:after="0"/>
+            </w:pPr>
+            <w:r>
+              <w:rPr>
+                <w:rFonts w:ascii="Microsoft YaHei" w:hAnsi="Microsoft YaHei" w:eastAsia="Microsoft YaHei" w:cs="Microsoft YaHei"/>
+                <w:b w:val="0"/>
+                <w:color w:val="000000"/>
+                <w:sz w:val="16"/>
+              </w:rPr>
+              <w:t>792</w:t>
+            </w:r>
+          </w:p>
+        </w:tc>
+        <w:tc>
+          <w:tcPr>
+            <w:tcW w:type="dxa" w:w="1095"/>
+            <w:tcMar>
+              <w:top w:w="80" w:type="dxa"/>
+              <w:bottom w:w="80" w:type="dxa"/>
+              <w:start w:w="120" w:type="dxa"/>
+              <w:end w:w="120" w:type="dxa"/>
+            </w:tcMar>
+            <w:vAlign w:val="center"/>
+          </w:tcPr>
+          <w:p>
+            <w:pPr>
+              <w:spacing w:after="0"/>
+            </w:pPr>
+            <w:r>
+              <w:rPr>
+                <w:rFonts w:ascii="Microsoft YaHei" w:hAnsi="Microsoft YaHei" w:eastAsia="Microsoft YaHei" w:cs="Microsoft YaHei"/>
+                <w:b w:val="0"/>
+                <w:color w:val="000000"/>
+                <w:sz w:val="16"/>
+              </w:rPr>
+              <w:t>15.070</w:t>
+            </w:r>
+          </w:p>
+        </w:tc>
+        <w:tc>
+          <w:tcPr>
+            <w:tcW w:type="dxa" w:w="996"/>
+            <w:tcMar>
+              <w:top w:w="80" w:type="dxa"/>
+              <w:bottom w:w="80" w:type="dxa"/>
+              <w:start w:w="120" w:type="dxa"/>
+              <w:end w:w="120" w:type="dxa"/>
+            </w:tcMar>
+            <w:vAlign w:val="center"/>
+          </w:tcPr>
+          <w:p>
+            <w:pPr>
+              <w:spacing w:after="0"/>
+            </w:pPr>
+            <w:r>
+              <w:rPr>
+                <w:rFonts w:ascii="Microsoft YaHei" w:hAnsi="Microsoft YaHei" w:eastAsia="Microsoft YaHei" w:cs="Microsoft YaHei"/>
+                <w:b w:val="0"/>
+                <w:color w:val="000000"/>
+                <w:sz w:val="16"/>
+              </w:rPr>
+              <w:t>0.467%</w:t>
+            </w:r>
+          </w:p>
+        </w:tc>
+        <w:tc>
+          <w:tcPr>
+            <w:tcW w:type="dxa" w:w="3084"/>
+            <w:tcMar>
+              <w:top w:w="80" w:type="dxa"/>
+              <w:bottom w:w="80" w:type="dxa"/>
+              <w:start w:w="120" w:type="dxa"/>
+              <w:end w:w="120" w:type="dxa"/>
+            </w:tcMar>
+            <w:vAlign w:val="center"/>
+          </w:tcPr>
+          <w:p>
+            <w:pPr>
+              <w:spacing w:after="0"/>
+            </w:pPr>
+            <w:r>
+              <w:rPr>
+                <w:rFonts w:ascii="Microsoft YaHei" w:hAnsi="Microsoft YaHei" w:eastAsia="Microsoft YaHei" w:cs="Microsoft YaHei"/>
+                <w:b w:val="0"/>
+                <w:color w:val="000000"/>
+                <w:sz w:val="16"/>
+              </w:rPr>
+              <w:t>PASS，但余量很小</w:t>
+            </w:r>
+          </w:p>
+        </w:tc>
+      </w:tr>
+      <w:tr>
+        <w:tc>
+          <w:tcPr>
+            <w:tcW w:type="dxa" w:w="1991"/>
+            <w:tcMar>
+              <w:top w:w="80" w:type="dxa"/>
+              <w:bottom w:w="80" w:type="dxa"/>
+              <w:start w:w="120" w:type="dxa"/>
+              <w:end w:w="120" w:type="dxa"/>
+            </w:tcMar>
+            <w:vAlign w:val="center"/>
+          </w:tcPr>
+          <w:p>
+            <w:pPr>
+              <w:spacing w:after="0"/>
+            </w:pPr>
+            <w:r>
+              <w:rPr>
+                <w:rFonts w:ascii="Microsoft YaHei" w:hAnsi="Microsoft YaHei" w:eastAsia="Microsoft YaHei" w:cs="Microsoft YaHei"/>
+                <w:b w:val="0"/>
+                <w:color w:val="000000"/>
+                <w:sz w:val="16"/>
+              </w:rPr>
+              <w:t>x4 720p15 推荐闭合点</w:t>
+            </w:r>
+          </w:p>
+        </w:tc>
+        <w:tc>
+          <w:tcPr>
+            <w:tcW w:type="dxa" w:w="1294"/>
+            <w:tcMar>
+              <w:top w:w="80" w:type="dxa"/>
+              <w:bottom w:w="80" w:type="dxa"/>
+              <w:start w:w="120" w:type="dxa"/>
+              <w:end w:w="120" w:type="dxa"/>
+            </w:tcMar>
+            <w:vAlign w:val="center"/>
+          </w:tcPr>
+          <w:p>
+            <w:pPr>
+              <w:spacing w:after="0"/>
+            </w:pPr>
+            <w:r>
+              <w:rPr>
+                <w:rFonts w:ascii="Consolas" w:hAnsi="Consolas" w:eastAsia="Microsoft YaHei" w:cs="Consolas"/>
+                <w:color w:val="000000"/>
+                <w:sz w:val="16"/>
+              </w:rPr>
+              <w:t>24x72</w:t>
+            </w:r>
+          </w:p>
+        </w:tc>
+        <w:tc>
+          <w:tcPr>
+            <w:tcW w:type="dxa" w:w="900"/>
+            <w:tcMar>
+              <w:top w:w="80" w:type="dxa"/>
+              <w:bottom w:w="80" w:type="dxa"/>
+              <w:start w:w="120" w:type="dxa"/>
+              <w:end w:w="120" w:type="dxa"/>
+            </w:tcMar>
+            <w:vAlign w:val="center"/>
+          </w:tcPr>
+          <w:p>
+            <w:pPr>
+              <w:spacing w:after="0"/>
+            </w:pPr>
+            <w:r>
+              <w:rPr>
+                <w:rFonts w:ascii="Microsoft YaHei" w:hAnsi="Microsoft YaHei" w:eastAsia="Microsoft YaHei" w:cs="Microsoft YaHei"/>
+                <w:b w:val="0"/>
+                <w:color w:val="000000"/>
+                <w:sz w:val="16"/>
+              </w:rPr>
+              <w:t>888</w:t>
+            </w:r>
+          </w:p>
+        </w:tc>
+        <w:tc>
+          <w:tcPr>
+            <w:tcW w:type="dxa" w:w="1095"/>
+            <w:tcMar>
+              <w:top w:w="80" w:type="dxa"/>
+              <w:bottom w:w="80" w:type="dxa"/>
+              <w:start w:w="120" w:type="dxa"/>
+              <w:end w:w="120" w:type="dxa"/>
+            </w:tcMar>
+            <w:vAlign w:val="center"/>
+          </w:tcPr>
+          <w:p>
+            <w:pPr>
+              <w:spacing w:after="0"/>
+            </w:pPr>
+            <w:r>
+              <w:rPr>
+                <w:rFonts w:ascii="Microsoft YaHei" w:hAnsi="Microsoft YaHei" w:eastAsia="Microsoft YaHei" w:cs="Microsoft YaHei"/>
+                <w:b w:val="0"/>
+                <w:color w:val="000000"/>
+                <w:sz w:val="16"/>
+              </w:rPr>
+              <w:t>17.501</w:t>
+            </w:r>
+          </w:p>
+        </w:tc>
+        <w:tc>
+          <w:tcPr>
+            <w:tcW w:type="dxa" w:w="996"/>
+            <w:tcMar>
+              <w:top w:w="80" w:type="dxa"/>
+              <w:bottom w:w="80" w:type="dxa"/>
+              <w:start w:w="120" w:type="dxa"/>
+              <w:end w:w="120" w:type="dxa"/>
+            </w:tcMar>
+            <w:vAlign w:val="center"/>
+          </w:tcPr>
+          <w:p>
+            <w:pPr>
+              <w:spacing w:after="0"/>
+            </w:pPr>
+            <w:r>
+              <w:rPr>
+                <w:rFonts w:ascii="Microsoft YaHei" w:hAnsi="Microsoft YaHei" w:eastAsia="Microsoft YaHei" w:cs="Microsoft YaHei"/>
+                <w:b w:val="0"/>
+                <w:color w:val="000000"/>
+                <w:sz w:val="16"/>
+              </w:rPr>
+              <w:t>14.291%</w:t>
+            </w:r>
+          </w:p>
+        </w:tc>
+        <w:tc>
+          <w:tcPr>
+            <w:tcW w:type="dxa" w:w="3084"/>
+            <w:tcMar>
+              <w:top w:w="80" w:type="dxa"/>
+              <w:bottom w:w="80" w:type="dxa"/>
+              <w:start w:w="120" w:type="dxa"/>
+              <w:end w:w="120" w:type="dxa"/>
+            </w:tcMar>
+            <w:vAlign w:val="center"/>
+          </w:tcPr>
+          <w:p>
+            <w:pPr>
+              <w:spacing w:after="0"/>
+            </w:pPr>
+            <w:r>
+              <w:rPr>
+                <w:rFonts w:ascii="Microsoft YaHei" w:hAnsi="Microsoft YaHei" w:eastAsia="Microsoft YaHei" w:cs="Microsoft YaHei"/>
+                <w:b w:val="0"/>
+                <w:color w:val="000000"/>
+                <w:sz w:val="16"/>
+              </w:rPr>
+              <w:t>PASS，作为本报告推荐 FPS 闭合配置</w:t>
+            </w:r>
+          </w:p>
+        </w:tc>
+      </w:tr>
+      <w:tr>
+        <w:tc>
+          <w:tcPr>
+            <w:tcW w:type="dxa" w:w="1991"/>
+            <w:tcMar>
+              <w:top w:w="80" w:type="dxa"/>
+              <w:bottom w:w="80" w:type="dxa"/>
+              <w:start w:w="120" w:type="dxa"/>
+              <w:end w:w="120" w:type="dxa"/>
+            </w:tcMar>
+            <w:vAlign w:val="center"/>
+          </w:tcPr>
+          <w:p>
+            <w:pPr>
+              <w:spacing w:after="0"/>
+            </w:pPr>
+            <w:r>
+              <w:rPr>
+                <w:rFonts w:ascii="Microsoft YaHei" w:hAnsi="Microsoft YaHei" w:eastAsia="Microsoft YaHei" w:cs="Microsoft YaHei"/>
+                <w:b w:val="0"/>
+                <w:color w:val="000000"/>
+                <w:sz w:val="16"/>
+              </w:rPr>
+              <w:t>x2 720p20 资源门限内</w:t>
+            </w:r>
+          </w:p>
+        </w:tc>
+        <w:tc>
+          <w:tcPr>
+            <w:tcW w:type="dxa" w:w="1294"/>
+            <w:tcMar>
+              <w:top w:w="80" w:type="dxa"/>
+              <w:bottom w:w="80" w:type="dxa"/>
+              <w:start w:w="120" w:type="dxa"/>
+              <w:end w:w="120" w:type="dxa"/>
+            </w:tcMar>
+            <w:vAlign w:val="center"/>
+          </w:tcPr>
+          <w:p>
+            <w:pPr>
+              <w:spacing w:after="0"/>
+            </w:pPr>
+            <w:r>
+              <w:rPr>
+                <w:rFonts w:ascii="Consolas" w:hAnsi="Consolas" w:eastAsia="Microsoft YaHei" w:cs="Consolas"/>
+                <w:color w:val="000000"/>
+                <w:sz w:val="16"/>
+              </w:rPr>
+              <w:t>24x64/24x72</w:t>
+            </w:r>
+          </w:p>
+        </w:tc>
+        <w:tc>
+          <w:tcPr>
+            <w:tcW w:type="dxa" w:w="900"/>
+            <w:tcMar>
+              <w:top w:w="80" w:type="dxa"/>
+              <w:bottom w:w="80" w:type="dxa"/>
+              <w:start w:w="120" w:type="dxa"/>
+              <w:end w:w="120" w:type="dxa"/>
+            </w:tcMar>
+            <w:vAlign w:val="center"/>
+          </w:tcPr>
+          <w:p>
+            <w:pPr>
+              <w:spacing w:after="0"/>
+            </w:pPr>
+            <w:r>
+              <w:rPr>
+                <w:rFonts w:ascii="Microsoft YaHei" w:hAnsi="Microsoft YaHei" w:eastAsia="Microsoft YaHei" w:cs="Microsoft YaHei"/>
+                <w:b w:val="0"/>
+                <w:color w:val="000000"/>
+                <w:sz w:val="16"/>
+              </w:rPr>
+              <w:t>792/888</w:t>
+            </w:r>
+          </w:p>
+        </w:tc>
+        <w:tc>
+          <w:tcPr>
+            <w:tcW w:type="dxa" w:w="1095"/>
+            <w:tcMar>
+              <w:top w:w="80" w:type="dxa"/>
+              <w:bottom w:w="80" w:type="dxa"/>
+              <w:start w:w="120" w:type="dxa"/>
+              <w:end w:w="120" w:type="dxa"/>
+            </w:tcMar>
+            <w:vAlign w:val="center"/>
+          </w:tcPr>
+          <w:p>
+            <w:pPr>
+              <w:spacing w:after="0"/>
+            </w:pPr>
+            <w:r>
+              <w:rPr>
+                <w:rFonts w:ascii="Microsoft YaHei" w:hAnsi="Microsoft YaHei" w:eastAsia="Microsoft YaHei" w:cs="Microsoft YaHei"/>
+                <w:b w:val="0"/>
+                <w:color w:val="000000"/>
+                <w:sz w:val="16"/>
+              </w:rPr>
+              <w:t>3.861/4.483</w:t>
+            </w:r>
+          </w:p>
+        </w:tc>
+        <w:tc>
+          <w:tcPr>
+            <w:tcW w:type="dxa" w:w="996"/>
+            <w:tcMar>
+              <w:top w:w="80" w:type="dxa"/>
+              <w:bottom w:w="80" w:type="dxa"/>
+              <w:start w:w="120" w:type="dxa"/>
+              <w:end w:w="120" w:type="dxa"/>
+            </w:tcMar>
+            <w:vAlign w:val="center"/>
+          </w:tcPr>
+          <w:p>
+            <w:pPr>
+              <w:spacing w:after="0"/>
+            </w:pPr>
+            <w:r>
+              <w:rPr>
+                <w:rFonts w:ascii="Microsoft YaHei" w:hAnsi="Microsoft YaHei" w:eastAsia="Microsoft YaHei" w:cs="Microsoft YaHei"/>
+                <w:b w:val="0"/>
+                <w:color w:val="000000"/>
+                <w:sz w:val="16"/>
+              </w:rPr>
+              <w:t>不达标</w:t>
+            </w:r>
+          </w:p>
+        </w:tc>
+        <w:tc>
+          <w:tcPr>
+            <w:tcW w:type="dxa" w:w="3084"/>
+            <w:tcMar>
+              <w:top w:w="80" w:type="dxa"/>
+              <w:bottom w:w="80" w:type="dxa"/>
+              <w:start w:w="120" w:type="dxa"/>
+              <w:end w:w="120" w:type="dxa"/>
+            </w:tcMar>
+            <w:vAlign w:val="center"/>
+          </w:tcPr>
+          <w:p>
+            <w:pPr>
+              <w:spacing w:after="0"/>
+            </w:pPr>
+            <w:r>
+              <w:rPr>
+                <w:rFonts w:ascii="Microsoft YaHei" w:hAnsi="Microsoft YaHei" w:eastAsia="Microsoft YaHei" w:cs="Microsoft YaHei"/>
+                <w:b w:val="0"/>
+                <w:color w:val="000000"/>
+                <w:sz w:val="16"/>
+              </w:rPr>
+              <w:t>FAIL，不能声明 x2 720p20</w:t>
+            </w:r>
+          </w:p>
+        </w:tc>
+      </w:tr>
+    </w:tbl>
+    <w:p>
+      <w:r>
+        <w:rPr>
+          <w:rFonts w:ascii="Microsoft YaHei" w:hAnsi="Microsoft YaHei" w:eastAsia="Microsoft YaHei" w:cs="Microsoft YaHei"/>
+          <w:b w:val="0"/>
+          <w:color w:val="000000"/>
+        </w:rPr>
+        <w:t xml:space="preserve">x2 720p20 已新增独立 xsim 证据，但 900-DSP 门限内 </w:t>
       </w:r>
       <w:r>
         <w:rPr>
@@ -12246,6 +12942,23 @@
                 <w:sz w:val="16"/>
               </w:rPr>
               <w:t>evidence/sim_fps_design_space/packed2d_perf_scheduler/summary.md</w:t>
+            </w:r>
+            <w:r>
+              <w:rPr>
+                <w:rFonts w:ascii="Microsoft YaHei" w:hAnsi="Microsoft YaHei" w:eastAsia="Microsoft YaHei" w:cs="Microsoft YaHei"/>
+                <w:b w:val="0"/>
+                <w:color w:val="000000"/>
+                <w:sz w:val="16"/>
+              </w:rPr>
+              <w:t>、</w:t>
+            </w:r>
+            <w:r>
+              <w:rPr>
+                <w:rFonts w:ascii="Consolas" w:hAnsi="Consolas" w:eastAsia="Microsoft YaHei" w:cs="Consolas"/>
+                <w:color w:val="000000"/>
+                <w:sz w:val="16"/>
+              </w:rPr>
+              <w:t>evidence/sim_fps_design_space/x4_720p15_fps_closure/summary.md</w:t>
             </w:r>
             <w:r>
               <w:rPr>

--- a/W8A12_3lane/output/docx/W8A12_3lane_contest_submission_report_complete_20260701.docx
+++ b/W8A12_3lane/output/docx/W8A12_3lane_contest_submission_report_complete_20260701.docx
@@ -6888,12 +6888,12 @@
         <w:tblInd w:w="120" w:type="dxa"/>
       </w:tblPr>
       <w:tblGrid>
-        <w:gridCol w:w="1991"/>
-        <w:gridCol w:w="1294"/>
+        <w:gridCol w:w="2069"/>
+        <w:gridCol w:w="1281"/>
         <w:gridCol w:w="900"/>
-        <w:gridCol w:w="1095"/>
-        <w:gridCol w:w="996"/>
-        <w:gridCol w:w="3084"/>
+        <w:gridCol w:w="1084"/>
+        <w:gridCol w:w="985"/>
+        <w:gridCol w:w="3041"/>
       </w:tblGrid>
       <w:tr>
         <w:trPr>
@@ -6901,7 +6901,7 @@
         </w:trPr>
         <w:tc>
           <w:tcPr>
-            <w:tcW w:type="dxa" w:w="1991"/>
+            <w:tcW w:type="dxa" w:w="2069"/>
             <w:tcMar>
               <w:top w:w="80" w:type="dxa"/>
               <w:bottom w:w="80" w:type="dxa"/>
@@ -6928,7 +6928,7 @@
         </w:tc>
         <w:tc>
           <w:tcPr>
-            <w:tcW w:type="dxa" w:w="1294"/>
+            <w:tcW w:type="dxa" w:w="1281"/>
             <w:tcMar>
               <w:top w:w="80" w:type="dxa"/>
               <w:bottom w:w="80" w:type="dxa"/>
@@ -6982,7 +6982,7 @@
         </w:tc>
         <w:tc>
           <w:tcPr>
-            <w:tcW w:type="dxa" w:w="1095"/>
+            <w:tcW w:type="dxa" w:w="1084"/>
             <w:tcMar>
               <w:top w:w="80" w:type="dxa"/>
               <w:bottom w:w="80" w:type="dxa"/>
@@ -7009,7 +7009,7 @@
         </w:tc>
         <w:tc>
           <w:tcPr>
-            <w:tcW w:type="dxa" w:w="996"/>
+            <w:tcW w:type="dxa" w:w="985"/>
             <w:tcMar>
               <w:top w:w="80" w:type="dxa"/>
               <w:bottom w:w="80" w:type="dxa"/>
@@ -7036,7 +7036,7 @@
         </w:tc>
         <w:tc>
           <w:tcPr>
-            <w:tcW w:type="dxa" w:w="3084"/>
+            <w:tcW w:type="dxa" w:w="3041"/>
             <w:tcMar>
               <w:top w:w="80" w:type="dxa"/>
               <w:bottom w:w="80" w:type="dxa"/>
@@ -7065,7 +7065,7 @@
       <w:tr>
         <w:tc>
           <w:tcPr>
-            <w:tcW w:type="dxa" w:w="1991"/>
+            <w:tcW w:type="dxa" w:w="2069"/>
             <w:tcMar>
               <w:top w:w="80" w:type="dxa"/>
               <w:bottom w:w="80" w:type="dxa"/>
@@ -7091,7 +7091,7 @@
         </w:tc>
         <w:tc>
           <w:tcPr>
-            <w:tcW w:type="dxa" w:w="1294"/>
+            <w:tcW w:type="dxa" w:w="1281"/>
             <w:tcMar>
               <w:top w:w="80" w:type="dxa"/>
               <w:bottom w:w="80" w:type="dxa"/>
@@ -7142,7 +7142,7 @@
         </w:tc>
         <w:tc>
           <w:tcPr>
-            <w:tcW w:type="dxa" w:w="1095"/>
+            <w:tcW w:type="dxa" w:w="1084"/>
             <w:tcMar>
               <w:top w:w="80" w:type="dxa"/>
               <w:bottom w:w="80" w:type="dxa"/>
@@ -7168,7 +7168,7 @@
         </w:tc>
         <w:tc>
           <w:tcPr>
-            <w:tcW w:type="dxa" w:w="996"/>
+            <w:tcW w:type="dxa" w:w="985"/>
             <w:tcMar>
               <w:top w:w="80" w:type="dxa"/>
               <w:bottom w:w="80" w:type="dxa"/>
@@ -7194,7 +7194,7 @@
         </w:tc>
         <w:tc>
           <w:tcPr>
-            <w:tcW w:type="dxa" w:w="3084"/>
+            <w:tcW w:type="dxa" w:w="3041"/>
             <w:tcMar>
               <w:top w:w="80" w:type="dxa"/>
               <w:bottom w:w="80" w:type="dxa"/>
@@ -7222,7 +7222,7 @@
       <w:tr>
         <w:tc>
           <w:tcPr>
-            <w:tcW w:type="dxa" w:w="1991"/>
+            <w:tcW w:type="dxa" w:w="2069"/>
             <w:tcMar>
               <w:top w:w="80" w:type="dxa"/>
               <w:bottom w:w="80" w:type="dxa"/>
@@ -7248,7 +7248,7 @@
         </w:tc>
         <w:tc>
           <w:tcPr>
-            <w:tcW w:type="dxa" w:w="1294"/>
+            <w:tcW w:type="dxa" w:w="1281"/>
             <w:tcMar>
               <w:top w:w="80" w:type="dxa"/>
               <w:bottom w:w="80" w:type="dxa"/>
@@ -7299,7 +7299,7 @@
         </w:tc>
         <w:tc>
           <w:tcPr>
-            <w:tcW w:type="dxa" w:w="1095"/>
+            <w:tcW w:type="dxa" w:w="1084"/>
             <w:tcMar>
               <w:top w:w="80" w:type="dxa"/>
               <w:bottom w:w="80" w:type="dxa"/>
@@ -7325,7 +7325,7 @@
         </w:tc>
         <w:tc>
           <w:tcPr>
-            <w:tcW w:type="dxa" w:w="996"/>
+            <w:tcW w:type="dxa" w:w="985"/>
             <w:tcMar>
               <w:top w:w="80" w:type="dxa"/>
               <w:bottom w:w="80" w:type="dxa"/>
@@ -7351,7 +7351,7 @@
         </w:tc>
         <w:tc>
           <w:tcPr>
-            <w:tcW w:type="dxa" w:w="3084"/>
+            <w:tcW w:type="dxa" w:w="3041"/>
             <w:tcMar>
               <w:top w:w="80" w:type="dxa"/>
               <w:bottom w:w="80" w:type="dxa"/>
@@ -7379,7 +7379,7 @@
       <w:tr>
         <w:tc>
           <w:tcPr>
-            <w:tcW w:type="dxa" w:w="1991"/>
+            <w:tcW w:type="dxa" w:w="2069"/>
             <w:tcMar>
               <w:top w:w="80" w:type="dxa"/>
               <w:bottom w:w="80" w:type="dxa"/>
@@ -7399,13 +7399,13 @@
                 <w:color w:val="000000"/>
                 <w:sz w:val="16"/>
               </w:rPr>
-              <w:t>x2 720p20 资源门限内</w:t>
-            </w:r>
-          </w:p>
-        </w:tc>
-        <w:tc>
-          <w:tcPr>
-            <w:tcW w:type="dxa" w:w="1294"/>
+              <w:t>x2 720p4 降目标闭合点</w:t>
+            </w:r>
+          </w:p>
+        </w:tc>
+        <w:tc>
+          <w:tcPr>
+            <w:tcW w:type="dxa" w:w="1281"/>
             <w:tcMar>
               <w:top w:w="80" w:type="dxa"/>
               <w:bottom w:w="80" w:type="dxa"/>
@@ -7424,7 +7424,7 @@
                 <w:color w:val="000000"/>
                 <w:sz w:val="16"/>
               </w:rPr>
-              <w:t>24x64/24x72</w:t>
+              <w:t>24x72</w:t>
             </w:r>
           </w:p>
         </w:tc>
@@ -7450,13 +7450,13 @@
                 <w:color w:val="000000"/>
                 <w:sz w:val="16"/>
               </w:rPr>
-              <w:t>792/888</w:t>
-            </w:r>
-          </w:p>
-        </w:tc>
-        <w:tc>
-          <w:tcPr>
-            <w:tcW w:type="dxa" w:w="1095"/>
+              <w:t>888</w:t>
+            </w:r>
+          </w:p>
+        </w:tc>
+        <w:tc>
+          <w:tcPr>
+            <w:tcW w:type="dxa" w:w="1084"/>
             <w:tcMar>
               <w:top w:w="80" w:type="dxa"/>
               <w:bottom w:w="80" w:type="dxa"/>
@@ -7476,13 +7476,13 @@
                 <w:color w:val="000000"/>
                 <w:sz w:val="16"/>
               </w:rPr>
-              <w:t>3.861/4.483</w:t>
-            </w:r>
-          </w:p>
-        </w:tc>
-        <w:tc>
-          <w:tcPr>
-            <w:tcW w:type="dxa" w:w="996"/>
+              <w:t>4.483</w:t>
+            </w:r>
+          </w:p>
+        </w:tc>
+        <w:tc>
+          <w:tcPr>
+            <w:tcW w:type="dxa" w:w="985"/>
             <w:tcMar>
               <w:top w:w="80" w:type="dxa"/>
               <w:bottom w:w="80" w:type="dxa"/>
@@ -7502,13 +7502,170 @@
                 <w:color w:val="000000"/>
                 <w:sz w:val="16"/>
               </w:rPr>
+              <w:t>10.789%</w:t>
+            </w:r>
+          </w:p>
+        </w:tc>
+        <w:tc>
+          <w:tcPr>
+            <w:tcW w:type="dxa" w:w="3041"/>
+            <w:tcMar>
+              <w:top w:w="80" w:type="dxa"/>
+              <w:bottom w:w="80" w:type="dxa"/>
+              <w:start w:w="120" w:type="dxa"/>
+              <w:end w:w="120" w:type="dxa"/>
+            </w:tcMar>
+            <w:vAlign w:val="center"/>
+          </w:tcPr>
+          <w:p>
+            <w:pPr>
+              <w:spacing w:after="0"/>
+            </w:pPr>
+            <w:r>
+              <w:rPr>
+                <w:rFonts w:ascii="Microsoft YaHei" w:hAnsi="Microsoft YaHei" w:eastAsia="Microsoft YaHei" w:cs="Microsoft YaHei"/>
+                <w:b w:val="0"/>
+                <w:color w:val="000000"/>
+                <w:sz w:val="16"/>
+              </w:rPr>
+              <w:t>PASS，作为 x2 降目标 FPS 闭合配置</w:t>
+            </w:r>
+          </w:p>
+        </w:tc>
+      </w:tr>
+      <w:tr>
+        <w:tc>
+          <w:tcPr>
+            <w:tcW w:type="dxa" w:w="2069"/>
+            <w:tcMar>
+              <w:top w:w="80" w:type="dxa"/>
+              <w:bottom w:w="80" w:type="dxa"/>
+              <w:start w:w="120" w:type="dxa"/>
+              <w:end w:w="120" w:type="dxa"/>
+            </w:tcMar>
+            <w:vAlign w:val="center"/>
+          </w:tcPr>
+          <w:p>
+            <w:pPr>
+              <w:spacing w:after="0"/>
+            </w:pPr>
+            <w:r>
+              <w:rPr>
+                <w:rFonts w:ascii="Microsoft YaHei" w:hAnsi="Microsoft YaHei" w:eastAsia="Microsoft YaHei" w:cs="Microsoft YaHei"/>
+                <w:b w:val="0"/>
+                <w:color w:val="000000"/>
+                <w:sz w:val="16"/>
+              </w:rPr>
+              <w:t>x2 720p20 资源门限内</w:t>
+            </w:r>
+          </w:p>
+        </w:tc>
+        <w:tc>
+          <w:tcPr>
+            <w:tcW w:type="dxa" w:w="1281"/>
+            <w:tcMar>
+              <w:top w:w="80" w:type="dxa"/>
+              <w:bottom w:w="80" w:type="dxa"/>
+              <w:start w:w="120" w:type="dxa"/>
+              <w:end w:w="120" w:type="dxa"/>
+            </w:tcMar>
+            <w:vAlign w:val="center"/>
+          </w:tcPr>
+          <w:p>
+            <w:pPr>
+              <w:spacing w:after="0"/>
+            </w:pPr>
+            <w:r>
+              <w:rPr>
+                <w:rFonts w:ascii="Consolas" w:hAnsi="Consolas" w:eastAsia="Microsoft YaHei" w:cs="Consolas"/>
+                <w:color w:val="000000"/>
+                <w:sz w:val="16"/>
+              </w:rPr>
+              <w:t>24x64/24x72</w:t>
+            </w:r>
+          </w:p>
+        </w:tc>
+        <w:tc>
+          <w:tcPr>
+            <w:tcW w:type="dxa" w:w="900"/>
+            <w:tcMar>
+              <w:top w:w="80" w:type="dxa"/>
+              <w:bottom w:w="80" w:type="dxa"/>
+              <w:start w:w="120" w:type="dxa"/>
+              <w:end w:w="120" w:type="dxa"/>
+            </w:tcMar>
+            <w:vAlign w:val="center"/>
+          </w:tcPr>
+          <w:p>
+            <w:pPr>
+              <w:spacing w:after="0"/>
+            </w:pPr>
+            <w:r>
+              <w:rPr>
+                <w:rFonts w:ascii="Microsoft YaHei" w:hAnsi="Microsoft YaHei" w:eastAsia="Microsoft YaHei" w:cs="Microsoft YaHei"/>
+                <w:b w:val="0"/>
+                <w:color w:val="000000"/>
+                <w:sz w:val="16"/>
+              </w:rPr>
+              <w:t>792/888</w:t>
+            </w:r>
+          </w:p>
+        </w:tc>
+        <w:tc>
+          <w:tcPr>
+            <w:tcW w:type="dxa" w:w="1084"/>
+            <w:tcMar>
+              <w:top w:w="80" w:type="dxa"/>
+              <w:bottom w:w="80" w:type="dxa"/>
+              <w:start w:w="120" w:type="dxa"/>
+              <w:end w:w="120" w:type="dxa"/>
+            </w:tcMar>
+            <w:vAlign w:val="center"/>
+          </w:tcPr>
+          <w:p>
+            <w:pPr>
+              <w:spacing w:after="0"/>
+            </w:pPr>
+            <w:r>
+              <w:rPr>
+                <w:rFonts w:ascii="Microsoft YaHei" w:hAnsi="Microsoft YaHei" w:eastAsia="Microsoft YaHei" w:cs="Microsoft YaHei"/>
+                <w:b w:val="0"/>
+                <w:color w:val="000000"/>
+                <w:sz w:val="16"/>
+              </w:rPr>
+              <w:t>3.861/4.483</w:t>
+            </w:r>
+          </w:p>
+        </w:tc>
+        <w:tc>
+          <w:tcPr>
+            <w:tcW w:type="dxa" w:w="985"/>
+            <w:tcMar>
+              <w:top w:w="80" w:type="dxa"/>
+              <w:bottom w:w="80" w:type="dxa"/>
+              <w:start w:w="120" w:type="dxa"/>
+              <w:end w:w="120" w:type="dxa"/>
+            </w:tcMar>
+            <w:vAlign w:val="center"/>
+          </w:tcPr>
+          <w:p>
+            <w:pPr>
+              <w:spacing w:after="0"/>
+            </w:pPr>
+            <w:r>
+              <w:rPr>
+                <w:rFonts w:ascii="Microsoft YaHei" w:hAnsi="Microsoft YaHei" w:eastAsia="Microsoft YaHei" w:cs="Microsoft YaHei"/>
+                <w:b w:val="0"/>
+                <w:color w:val="000000"/>
+                <w:sz w:val="16"/>
+              </w:rPr>
               <w:t>不达标</w:t>
             </w:r>
           </w:p>
         </w:tc>
         <w:tc>
           <w:tcPr>
-            <w:tcW w:type="dxa" w:w="3084"/>
+            <w:tcW w:type="dxa" w:w="3041"/>
             <w:tcMar>
               <w:top w:w="80" w:type="dxa"/>
               <w:bottom w:w="80" w:type="dxa"/>
@@ -7571,7 +7728,67 @@
           <w:b w:val="0"/>
           <w:color w:val="000000"/>
         </w:rPr>
-        <w:t xml:space="preserve"> 为 17.223fps 且 DSP=3504，因此当前完整 W8A12/F48 packed 2-D 规划不能声明 x2 720p20 已达标。</w:t>
+        <w:t xml:space="preserve"> 为 17.223fps 且 DSP=3504，因此当前完整 W8A12/F48 packed 2-D 规划不能声明 x2 720p20 已达标。按“降低 x2 FPS 目标”的补充口径，新增 </w:t>
+      </w:r>
+      <w:r>
+        <w:rPr>
+          <w:rFonts w:ascii="Consolas" w:hAnsi="Consolas" w:eastAsia="Microsoft YaHei" w:cs="Consolas"/>
+          <w:color w:val="000000"/>
+        </w:rPr>
+        <w:t>x2_720p4_fps_closure</w:t>
+      </w:r>
+      <w:r>
+        <w:rPr>
+          <w:rFonts w:ascii="Microsoft YaHei" w:hAnsi="Microsoft YaHei" w:eastAsia="Microsoft YaHei" w:cs="Microsoft YaHei"/>
+          <w:b w:val="0"/>
+          <w:color w:val="000000"/>
+        </w:rPr>
+        <w:t xml:space="preserve"> 门禁；其中 </w:t>
+      </w:r>
+      <w:r>
+        <w:rPr>
+          <w:rFonts w:ascii="Consolas" w:hAnsi="Consolas" w:eastAsia="Microsoft YaHei" w:cs="Consolas"/>
+          <w:color w:val="000000"/>
+        </w:rPr>
+        <w:t>24x72</w:t>
+      </w:r>
+      <w:r>
+        <w:rPr>
+          <w:rFonts w:ascii="Microsoft YaHei" w:hAnsi="Microsoft YaHei" w:eastAsia="Microsoft YaHei" w:cs="Microsoft YaHei"/>
+          <w:b w:val="0"/>
+          <w:color w:val="000000"/>
+        </w:rPr>
+        <w:t xml:space="preserve"> 为 4.483fps @250MHz、888 DSP、4fps 余量 10.789%，在 900-DSP 门限内达成 x2 720p4 scheduler-level 闭合；</w:t>
+      </w:r>
+      <w:r>
+        <w:rPr>
+          <w:rFonts w:ascii="Consolas" w:hAnsi="Consolas" w:eastAsia="Microsoft YaHei" w:cs="Consolas"/>
+          <w:color w:val="000000"/>
+        </w:rPr>
+        <w:t>24x64</w:t>
+      </w:r>
+      <w:r>
+        <w:rPr>
+          <w:rFonts w:ascii="Microsoft YaHei" w:hAnsi="Microsoft YaHei" w:eastAsia="Microsoft YaHei" w:cs="Microsoft YaHei"/>
+          <w:b w:val="0"/>
+          <w:color w:val="000000"/>
+        </w:rPr>
+        <w:t xml:space="preserve"> 为 3.861fps，仅作为低资源边界点。证据见 </w:t>
+      </w:r>
+      <w:r>
+        <w:rPr>
+          <w:rFonts w:ascii="Consolas" w:hAnsi="Consolas" w:eastAsia="Microsoft YaHei" w:cs="Consolas"/>
+          <w:color w:val="000000"/>
+        </w:rPr>
+        <w:t>evidence/sim_fps_design_space/x2_720p4_fps_closure/summary.md</w:t>
+      </w:r>
+      <w:r>
+        <w:rPr>
+          <w:rFonts w:ascii="Microsoft YaHei" w:hAnsi="Microsoft YaHei" w:eastAsia="Microsoft YaHei" w:cs="Microsoft YaHei"/>
+          <w:b w:val="0"/>
+          <w:color w:val="000000"/>
+        </w:rPr>
+        <w:t>。</w:t>
       </w:r>
     </w:p>
     <w:p>
@@ -12959,6 +13176,23 @@
                 <w:sz w:val="16"/>
               </w:rPr>
               <w:t>evidence/sim_fps_design_space/x4_720p15_fps_closure/summary.md</w:t>
+            </w:r>
+            <w:r>
+              <w:rPr>
+                <w:rFonts w:ascii="Microsoft YaHei" w:hAnsi="Microsoft YaHei" w:eastAsia="Microsoft YaHei" w:cs="Microsoft YaHei"/>
+                <w:b w:val="0"/>
+                <w:color w:val="000000"/>
+                <w:sz w:val="16"/>
+              </w:rPr>
+              <w:t>、</w:t>
+            </w:r>
+            <w:r>
+              <w:rPr>
+                <w:rFonts w:ascii="Consolas" w:hAnsi="Consolas" w:eastAsia="Microsoft YaHei" w:cs="Consolas"/>
+                <w:color w:val="000000"/>
+                <w:sz w:val="16"/>
+              </w:rPr>
+              <w:t>evidence/sim_fps_design_space/x2_720p4_fps_closure/summary.md</w:t>
             </w:r>
             <w:r>
               <w:rPr>

--- a/W8A12_3lane/output/docx/W8A12_3lane_contest_submission_report_complete_20260701.docx
+++ b/W8A12_3lane/output/docx/W8A12_3lane_contest_submission_report_complete_20260701.docx
@@ -11976,6 +11976,106 @@
           <w:b w:val="0"/>
           <w:color w:val="000000"/>
         </w:rPr>
+        <w:t xml:space="preserve">为避免将真实上板后续项误判为报告/PPA 口径阻断项，本工程新增赛题提交口径门禁 </w:t>
+      </w:r>
+      <w:r>
+        <w:rPr>
+          <w:rFonts w:ascii="Consolas" w:hAnsi="Consolas" w:eastAsia="Microsoft YaHei" w:cs="Consolas"/>
+          <w:color w:val="000000"/>
+        </w:rPr>
+        <w:t>evidence/contest_scope_readiness/summary.md</w:t>
+      </w:r>
+      <w:r>
+        <w:rPr>
+          <w:rFonts w:ascii="Microsoft YaHei" w:hAnsi="Microsoft YaHei" w:eastAsia="Microsoft YaHei" w:cs="Microsoft YaHei"/>
+          <w:b w:val="0"/>
+          <w:color w:val="000000"/>
+        </w:rPr>
+        <w:t xml:space="preserve">。该门禁状态为 </w:t>
+      </w:r>
+      <w:r>
+        <w:rPr>
+          <w:rFonts w:ascii="Consolas" w:hAnsi="Consolas" w:eastAsia="Microsoft YaHei" w:cs="Consolas"/>
+          <w:color w:val="000000"/>
+        </w:rPr>
+        <w:t>PASS_WITH_SCOPE</w:t>
+      </w:r>
+      <w:r>
+        <w:rPr>
+          <w:rFonts w:ascii="Microsoft YaHei" w:hAnsi="Microsoft YaHei" w:eastAsia="Microsoft YaHei" w:cs="Microsoft YaHei"/>
+          <w:b w:val="0"/>
+          <w:color w:val="000000"/>
+        </w:rPr>
+        <w:t xml:space="preserve"> 时，表示模型/训练口径、量化与转换、RTL 分层仿真、PDF/Word 报告、画质 baseline、x4 720p15 scheduler FPS、x2 720p4 降目标 scheduler FPS、bitstream/PPA 和 GitHub 上传前检查均已具备可追溯证据；同时明确 </w:t>
+      </w:r>
+      <w:r>
+        <w:rPr>
+          <w:rFonts w:ascii="Consolas" w:hAnsi="Consolas" w:eastAsia="Microsoft YaHei" w:cs="Consolas"/>
+          <w:color w:val="000000"/>
+        </w:rPr>
+        <w:t>a5.board_32x32</w:t>
+      </w:r>
+      <w:r>
+        <w:rPr>
+          <w:rFonts w:ascii="Microsoft YaHei" w:hAnsi="Microsoft YaHei" w:eastAsia="Microsoft YaHei" w:cs="Microsoft YaHei"/>
+          <w:b w:val="0"/>
+          <w:color w:val="000000"/>
+        </w:rPr>
+        <w:t>、</w:t>
+      </w:r>
+      <w:r>
+        <w:rPr>
+          <w:rFonts w:ascii="Consolas" w:hAnsi="Consolas" w:eastAsia="Microsoft YaHei" w:cs="Consolas"/>
+          <w:color w:val="000000"/>
+        </w:rPr>
+        <w:t>a6.board_64x64</w:t>
+      </w:r>
+      <w:r>
+        <w:rPr>
+          <w:rFonts w:ascii="Microsoft YaHei" w:hAnsi="Microsoft YaHei" w:eastAsia="Microsoft YaHei" w:cs="Microsoft YaHei"/>
+          <w:b w:val="0"/>
+          <w:color w:val="000000"/>
+        </w:rPr>
+        <w:t>、</w:t>
+      </w:r>
+      <w:r>
+        <w:rPr>
+          <w:rFonts w:ascii="Consolas" w:hAnsi="Consolas" w:eastAsia="Microsoft YaHei" w:cs="Consolas"/>
+          <w:color w:val="000000"/>
+        </w:rPr>
+        <w:t>a7.board_720p_x4</w:t>
+      </w:r>
+      <w:r>
+        <w:rPr>
+          <w:rFonts w:ascii="Microsoft YaHei" w:hAnsi="Microsoft YaHei" w:eastAsia="Microsoft YaHei" w:cs="Microsoft YaHei"/>
+          <w:b w:val="0"/>
+          <w:color w:val="000000"/>
+        </w:rPr>
+        <w:t>、</w:t>
+      </w:r>
+      <w:r>
+        <w:rPr>
+          <w:rFonts w:ascii="Consolas" w:hAnsi="Consolas" w:eastAsia="Microsoft YaHei" w:cs="Consolas"/>
+          <w:color w:val="000000"/>
+        </w:rPr>
+        <w:t>x2.board</w:t>
+      </w:r>
+      <w:r>
+        <w:rPr>
+          <w:rFonts w:ascii="Microsoft YaHei" w:hAnsi="Microsoft YaHei" w:eastAsia="Microsoft YaHei" w:cs="Microsoft YaHei"/>
+          <w:b w:val="0"/>
+          <w:color w:val="000000"/>
+        </w:rPr>
+        <w:t xml:space="preserve"> 是真实板端 validation 后续项，不作为“无真实插板要求”的赛题提交口径阻断项。</w:t>
+      </w:r>
+    </w:p>
+    <w:p>
+      <w:r>
+        <w:rPr>
+          <w:rFonts w:ascii="Microsoft YaHei" w:hAnsi="Microsoft YaHei" w:eastAsia="Microsoft YaHei" w:cs="Microsoft YaHei"/>
+          <w:b w:val="0"/>
+          <w:color w:val="000000"/>
+        </w:rPr>
         <w:t>在报告/PPA 优先主线下，当前可以先提交离线模型、RTL 仿真、bitstream、OOC/implementation PPA 和风险说明材料；若评审没有真实上板要求，上述 4 项不会影响 bitstream/PPA 口径的提交。</w:t>
       </w:r>
     </w:p>
@@ -12033,6 +12133,8 @@
         <w:t>python W8A12_3lane\tools\generate_missing_evidence_plan.py</w:t>
         <w:br/>
         <w:t>python W8A12_3lane\tools\collect_submission_package.py</w:t>
+        <w:br/>
+        <w:t>python W8A12_3lane\tools\check_contest_scope_readiness.py</w:t>
         <w:br/>
         <w:t>python W8A12_3lane\tools\create_submission_archive.py --allow-incomplete</w:t>
         <w:br/>
@@ -13106,6 +13208,59 @@
                 <w:sz w:val="16"/>
               </w:rPr>
               <w:t>evidence/bitstream_ppa_gate/summary.md</w:t>
+            </w:r>
+          </w:p>
+        </w:tc>
+      </w:tr>
+      <w:tr>
+        <w:tc>
+          <w:tcPr>
+            <w:tcW w:type="dxa" w:w="3925"/>
+            <w:tcMar>
+              <w:top w:w="80" w:type="dxa"/>
+              <w:bottom w:w="80" w:type="dxa"/>
+              <w:start w:w="120" w:type="dxa"/>
+              <w:end w:w="120" w:type="dxa"/>
+            </w:tcMar>
+            <w:vAlign w:val="center"/>
+          </w:tcPr>
+          <w:p>
+            <w:pPr>
+              <w:spacing w:after="0"/>
+            </w:pPr>
+            <w:r>
+              <w:rPr>
+                <w:rFonts w:ascii="Microsoft YaHei" w:hAnsi="Microsoft YaHei" w:eastAsia="Microsoft YaHei" w:cs="Microsoft YaHei"/>
+                <w:b w:val="0"/>
+                <w:color w:val="000000"/>
+                <w:sz w:val="16"/>
+              </w:rPr>
+              <w:t>赛题提交口径门禁</w:t>
+            </w:r>
+          </w:p>
+        </w:tc>
+        <w:tc>
+          <w:tcPr>
+            <w:tcW w:type="dxa" w:w="5435"/>
+            <w:tcMar>
+              <w:top w:w="80" w:type="dxa"/>
+              <w:bottom w:w="80" w:type="dxa"/>
+              <w:start w:w="120" w:type="dxa"/>
+              <w:end w:w="120" w:type="dxa"/>
+            </w:tcMar>
+            <w:vAlign w:val="center"/>
+          </w:tcPr>
+          <w:p>
+            <w:pPr>
+              <w:spacing w:after="0"/>
+            </w:pPr>
+            <w:r>
+              <w:rPr>
+                <w:rFonts w:ascii="Consolas" w:hAnsi="Consolas" w:eastAsia="Microsoft YaHei" w:cs="Consolas"/>
+                <w:color w:val="000000"/>
+                <w:sz w:val="16"/>
+              </w:rPr>
+              <w:t>evidence/contest_scope_readiness/summary.md</w:t>
             </w:r>
           </w:p>
         </w:tc>
@@ -13656,7 +13811,37 @@
           <w:b w:val="0"/>
           <w:color w:val="000000"/>
         </w:rPr>
-        <w:t xml:space="preserve">最终结论：当前材料可以提交为阶段性、相当或中期技术报告；若作为最终赛题交付提交，必须同时附带 </w:t>
+        <w:t xml:space="preserve">最终结论：若评审口径为“正确性仿真通过 + 可生成 bitstream + 提供 PPA/资源时序报告”，当前材料可以作为赛题报告/PPA 提交版，并以 </w:t>
+      </w:r>
+      <w:r>
+        <w:rPr>
+          <w:rFonts w:ascii="Consolas" w:hAnsi="Consolas" w:eastAsia="Microsoft YaHei" w:cs="Consolas"/>
+          <w:color w:val="000000"/>
+        </w:rPr>
+        <w:t>evidence/contest_scope_readiness/summary.md</w:t>
+      </w:r>
+      <w:r>
+        <w:rPr>
+          <w:rFonts w:ascii="Microsoft YaHei" w:hAnsi="Microsoft YaHei" w:eastAsia="Microsoft YaHei" w:cs="Microsoft YaHei"/>
+          <w:b w:val="0"/>
+          <w:color w:val="000000"/>
+        </w:rPr>
+        <w:t xml:space="preserve"> 的 </w:t>
+      </w:r>
+      <w:r>
+        <w:rPr>
+          <w:rFonts w:ascii="Consolas" w:hAnsi="Consolas" w:eastAsia="Microsoft YaHei" w:cs="Consolas"/>
+          <w:color w:val="000000"/>
+        </w:rPr>
+        <w:t>PASS_WITH_SCOPE</w:t>
+      </w:r>
+      <w:r>
+        <w:rPr>
+          <w:rFonts w:ascii="Microsoft YaHei" w:hAnsi="Microsoft YaHei" w:eastAsia="Microsoft YaHei" w:cs="Microsoft YaHei"/>
+          <w:b w:val="0"/>
+          <w:color w:val="000000"/>
+        </w:rPr>
+        <w:t xml:space="preserve"> 作为提交前门禁；若评审明确要求真实板端 32x32/64x64/720p 输出和板端 FPS/功耗实测，则严格 board-validation 口径仍为 </w:t>
       </w:r>
       <w:r>
         <w:rPr>
@@ -13671,7 +13856,7 @@
           <w:b w:val="0"/>
           <w:color w:val="000000"/>
         </w:rPr>
-        <w:t xml:space="preserve"> 风险说明，并继续完成上板任务后刷新报告和交付包。</w:t>
+        <w:t>，必须继续完成上板任务后刷新报告和交付包。</w:t>
       </w:r>
     </w:p>
     <w:sectPr>

--- a/W8A12_3lane/output/docx/W8A12_3lane_contest_submission_report_complete_20260701.docx
+++ b/W8A12_3lane/output/docx/W8A12_3lane_contest_submission_report_complete_20260701.docx
@@ -12076,6 +12076,91 @@
           <w:b w:val="0"/>
           <w:color w:val="000000"/>
         </w:rPr>
+        <w:t>在此基础上，</w:t>
+      </w:r>
+      <w:r>
+        <w:rPr>
+          <w:rFonts w:ascii="Consolas" w:hAnsi="Consolas" w:eastAsia="Microsoft YaHei" w:cs="Consolas"/>
+          <w:color w:val="000000"/>
+        </w:rPr>
+        <w:t>tools/create_contest_scope_package.py</w:t>
+      </w:r>
+      <w:r>
+        <w:rPr>
+          <w:rFonts w:ascii="Microsoft YaHei" w:hAnsi="Microsoft YaHei" w:eastAsia="Microsoft YaHei" w:cs="Microsoft YaHei"/>
+          <w:b w:val="0"/>
+          <w:color w:val="000000"/>
+        </w:rPr>
+        <w:t xml:space="preserve"> 会从当前 submission manifest 生成独立的赛题口径提交包，证据见 </w:t>
+      </w:r>
+      <w:r>
+        <w:rPr>
+          <w:rFonts w:ascii="Consolas" w:hAnsi="Consolas" w:eastAsia="Microsoft YaHei" w:cs="Consolas"/>
+          <w:color w:val="000000"/>
+        </w:rPr>
+        <w:t>evidence/contest_scope_package/summary.md</w:t>
+      </w:r>
+      <w:r>
+        <w:rPr>
+          <w:rFonts w:ascii="Microsoft YaHei" w:hAnsi="Microsoft YaHei" w:eastAsia="Microsoft YaHei" w:cs="Microsoft YaHei"/>
+          <w:b w:val="0"/>
+          <w:color w:val="000000"/>
+        </w:rPr>
+        <w:t xml:space="preserve">。该包的 </w:t>
+      </w:r>
+      <w:r>
+        <w:rPr>
+          <w:rFonts w:ascii="Consolas" w:hAnsi="Consolas" w:eastAsia="Microsoft YaHei" w:cs="Consolas"/>
+          <w:color w:val="000000"/>
+        </w:rPr>
+        <w:t>PASS_WITH_SCOPE</w:t>
+      </w:r>
+      <w:r>
+        <w:rPr>
+          <w:rFonts w:ascii="Microsoft YaHei" w:hAnsi="Microsoft YaHei" w:eastAsia="Microsoft YaHei" w:cs="Microsoft YaHei"/>
+          <w:b w:val="0"/>
+          <w:color w:val="000000"/>
+        </w:rPr>
+        <w:t xml:space="preserve"> 只适用于“无真实插板硬门槛”的赛题报告/PPA 提交口径；严格上板归档仍保留在 </w:t>
+      </w:r>
+      <w:r>
+        <w:rPr>
+          <w:rFonts w:ascii="Consolas" w:hAnsi="Consolas" w:eastAsia="Microsoft YaHei" w:cs="Consolas"/>
+          <w:color w:val="000000"/>
+        </w:rPr>
+        <w:t>evidence/submission_package/archive/summary.md</w:t>
+      </w:r>
+      <w:r>
+        <w:rPr>
+          <w:rFonts w:ascii="Microsoft YaHei" w:hAnsi="Microsoft YaHei" w:eastAsia="Microsoft YaHei" w:cs="Microsoft YaHei"/>
+          <w:b w:val="0"/>
+          <w:color w:val="000000"/>
+        </w:rPr>
+        <w:t xml:space="preserve">，并继续以 </w:t>
+      </w:r>
+      <w:r>
+        <w:rPr>
+          <w:rFonts w:ascii="Consolas" w:hAnsi="Consolas" w:eastAsia="Microsoft YaHei" w:cs="Consolas"/>
+          <w:color w:val="000000"/>
+        </w:rPr>
+        <w:t>INCOMPLETE</w:t>
+      </w:r>
+      <w:r>
+        <w:rPr>
+          <w:rFonts w:ascii="Microsoft YaHei" w:hAnsi="Microsoft YaHei" w:eastAsia="Microsoft YaHei" w:cs="Microsoft YaHei"/>
+          <w:b w:val="0"/>
+          <w:color w:val="000000"/>
+        </w:rPr>
+        <w:t xml:space="preserve"> 标记 4 个真实板端 validation 缺口。</w:t>
+      </w:r>
+    </w:p>
+    <w:p>
+      <w:r>
+        <w:rPr>
+          <w:rFonts w:ascii="Microsoft YaHei" w:hAnsi="Microsoft YaHei" w:eastAsia="Microsoft YaHei" w:cs="Microsoft YaHei"/>
+          <w:b w:val="0"/>
+          <w:color w:val="000000"/>
+        </w:rPr>
         <w:t>在报告/PPA 优先主线下，当前可以先提交离线模型、RTL 仿真、bitstream、OOC/implementation PPA 和风险说明材料；若评审没有真实上板要求，上述 4 项不会影响 bitstream/PPA 口径的提交。</w:t>
       </w:r>
     </w:p>
@@ -12136,6 +12221,8 @@
         <w:br/>
         <w:t>python W8A12_3lane\tools\check_contest_scope_readiness.py</w:t>
         <w:br/>
+        <w:t>python W8A12_3lane\tools\create_contest_scope_package.py</w:t>
+        <w:br/>
         <w:t>python W8A12_3lane\tools\create_submission_archive.py --allow-incomplete</w:t>
         <w:br/>
         <w:t>python W8A12_3lane\tools\collect_delivery_manifest.py</w:t>
@@ -12191,8 +12278,8 @@
         <w:tblInd w:w="120" w:type="dxa"/>
       </w:tblPr>
       <w:tblGrid>
-        <w:gridCol w:w="3925"/>
-        <w:gridCol w:w="5435"/>
+        <w:gridCol w:w="3744"/>
+        <w:gridCol w:w="5616"/>
       </w:tblGrid>
       <w:tr>
         <w:trPr>
@@ -12200,7 +12287,7 @@
         </w:trPr>
         <w:tc>
           <w:tcPr>
-            <w:tcW w:type="dxa" w:w="3925"/>
+            <w:tcW w:type="dxa" w:w="3744"/>
             <w:tcMar>
               <w:top w:w="80" w:type="dxa"/>
               <w:bottom w:w="80" w:type="dxa"/>
@@ -12227,7 +12314,7 @@
         </w:tc>
         <w:tc>
           <w:tcPr>
-            <w:tcW w:type="dxa" w:w="5435"/>
+            <w:tcW w:type="dxa" w:w="5616"/>
             <w:tcMar>
               <w:top w:w="80" w:type="dxa"/>
               <w:bottom w:w="80" w:type="dxa"/>
@@ -12256,7 +12343,7 @@
       <w:tr>
         <w:tc>
           <w:tcPr>
-            <w:tcW w:type="dxa" w:w="3925"/>
+            <w:tcW w:type="dxa" w:w="3744"/>
             <w:tcMar>
               <w:top w:w="80" w:type="dxa"/>
               <w:bottom w:w="80" w:type="dxa"/>
@@ -12282,7 +12369,7 @@
         </w:tc>
         <w:tc>
           <w:tcPr>
-            <w:tcW w:type="dxa" w:w="5435"/>
+            <w:tcW w:type="dxa" w:w="5616"/>
             <w:tcMar>
               <w:top w:w="80" w:type="dxa"/>
               <w:bottom w:w="80" w:type="dxa"/>
@@ -12309,7 +12396,7 @@
       <w:tr>
         <w:tc>
           <w:tcPr>
-            <w:tcW w:type="dxa" w:w="3925"/>
+            <w:tcW w:type="dxa" w:w="3744"/>
             <w:tcMar>
               <w:top w:w="80" w:type="dxa"/>
               <w:bottom w:w="80" w:type="dxa"/>
@@ -12335,7 +12422,7 @@
         </w:tc>
         <w:tc>
           <w:tcPr>
-            <w:tcW w:type="dxa" w:w="5435"/>
+            <w:tcW w:type="dxa" w:w="5616"/>
             <w:tcMar>
               <w:top w:w="80" w:type="dxa"/>
               <w:bottom w:w="80" w:type="dxa"/>
@@ -12362,7 +12449,7 @@
       <w:tr>
         <w:tc>
           <w:tcPr>
-            <w:tcW w:type="dxa" w:w="3925"/>
+            <w:tcW w:type="dxa" w:w="3744"/>
             <w:tcMar>
               <w:top w:w="80" w:type="dxa"/>
               <w:bottom w:w="80" w:type="dxa"/>
@@ -12388,7 +12475,7 @@
         </w:tc>
         <w:tc>
           <w:tcPr>
-            <w:tcW w:type="dxa" w:w="5435"/>
+            <w:tcW w:type="dxa" w:w="5616"/>
             <w:tcMar>
               <w:top w:w="80" w:type="dxa"/>
               <w:bottom w:w="80" w:type="dxa"/>
@@ -12415,7 +12502,7 @@
       <w:tr>
         <w:tc>
           <w:tcPr>
-            <w:tcW w:type="dxa" w:w="3925"/>
+            <w:tcW w:type="dxa" w:w="3744"/>
             <w:tcMar>
               <w:top w:w="80" w:type="dxa"/>
               <w:bottom w:w="80" w:type="dxa"/>
@@ -12441,7 +12528,7 @@
         </w:tc>
         <w:tc>
           <w:tcPr>
-            <w:tcW w:type="dxa" w:w="5435"/>
+            <w:tcW w:type="dxa" w:w="5616"/>
             <w:tcMar>
               <w:top w:w="80" w:type="dxa"/>
               <w:bottom w:w="80" w:type="dxa"/>
@@ -12485,7 +12572,7 @@
       <w:tr>
         <w:tc>
           <w:tcPr>
-            <w:tcW w:type="dxa" w:w="3925"/>
+            <w:tcW w:type="dxa" w:w="3744"/>
             <w:tcMar>
               <w:top w:w="80" w:type="dxa"/>
               <w:bottom w:w="80" w:type="dxa"/>
@@ -12511,7 +12598,7 @@
         </w:tc>
         <w:tc>
           <w:tcPr>
-            <w:tcW w:type="dxa" w:w="5435"/>
+            <w:tcW w:type="dxa" w:w="5616"/>
             <w:tcMar>
               <w:top w:w="80" w:type="dxa"/>
               <w:bottom w:w="80" w:type="dxa"/>
@@ -12598,7 +12685,7 @@
       <w:tr>
         <w:tc>
           <w:tcPr>
-            <w:tcW w:type="dxa" w:w="3925"/>
+            <w:tcW w:type="dxa" w:w="3744"/>
             <w:tcMar>
               <w:top w:w="80" w:type="dxa"/>
               <w:bottom w:w="80" w:type="dxa"/>
@@ -12624,7 +12711,7 @@
         </w:tc>
         <w:tc>
           <w:tcPr>
-            <w:tcW w:type="dxa" w:w="5435"/>
+            <w:tcW w:type="dxa" w:w="5616"/>
             <w:tcMar>
               <w:top w:w="80" w:type="dxa"/>
               <w:bottom w:w="80" w:type="dxa"/>
@@ -12651,7 +12738,7 @@
       <w:tr>
         <w:tc>
           <w:tcPr>
-            <w:tcW w:type="dxa" w:w="3925"/>
+            <w:tcW w:type="dxa" w:w="3744"/>
             <w:tcMar>
               <w:top w:w="80" w:type="dxa"/>
               <w:bottom w:w="80" w:type="dxa"/>
@@ -12677,7 +12764,7 @@
         </w:tc>
         <w:tc>
           <w:tcPr>
-            <w:tcW w:type="dxa" w:w="5435"/>
+            <w:tcW w:type="dxa" w:w="5616"/>
             <w:tcMar>
               <w:top w:w="80" w:type="dxa"/>
               <w:bottom w:w="80" w:type="dxa"/>
@@ -12704,7 +12791,7 @@
       <w:tr>
         <w:tc>
           <w:tcPr>
-            <w:tcW w:type="dxa" w:w="3925"/>
+            <w:tcW w:type="dxa" w:w="3744"/>
             <w:tcMar>
               <w:top w:w="80" w:type="dxa"/>
               <w:bottom w:w="80" w:type="dxa"/>
@@ -12730,7 +12817,7 @@
         </w:tc>
         <w:tc>
           <w:tcPr>
-            <w:tcW w:type="dxa" w:w="5435"/>
+            <w:tcW w:type="dxa" w:w="5616"/>
             <w:tcMar>
               <w:top w:w="80" w:type="dxa"/>
               <w:bottom w:w="80" w:type="dxa"/>
@@ -12757,7 +12844,7 @@
       <w:tr>
         <w:tc>
           <w:tcPr>
-            <w:tcW w:type="dxa" w:w="3925"/>
+            <w:tcW w:type="dxa" w:w="3744"/>
             <w:tcMar>
               <w:top w:w="80" w:type="dxa"/>
               <w:bottom w:w="80" w:type="dxa"/>
@@ -12783,7 +12870,7 @@
         </w:tc>
         <w:tc>
           <w:tcPr>
-            <w:tcW w:type="dxa" w:w="5435"/>
+            <w:tcW w:type="dxa" w:w="5616"/>
             <w:tcMar>
               <w:top w:w="80" w:type="dxa"/>
               <w:bottom w:w="80" w:type="dxa"/>
@@ -12810,7 +12897,7 @@
       <w:tr>
         <w:tc>
           <w:tcPr>
-            <w:tcW w:type="dxa" w:w="3925"/>
+            <w:tcW w:type="dxa" w:w="3744"/>
             <w:tcMar>
               <w:top w:w="80" w:type="dxa"/>
               <w:bottom w:w="80" w:type="dxa"/>
@@ -12836,7 +12923,7 @@
         </w:tc>
         <w:tc>
           <w:tcPr>
-            <w:tcW w:type="dxa" w:w="5435"/>
+            <w:tcW w:type="dxa" w:w="5616"/>
             <w:tcMar>
               <w:top w:w="80" w:type="dxa"/>
               <w:bottom w:w="80" w:type="dxa"/>
@@ -12880,7 +12967,7 @@
       <w:tr>
         <w:tc>
           <w:tcPr>
-            <w:tcW w:type="dxa" w:w="3925"/>
+            <w:tcW w:type="dxa" w:w="3744"/>
             <w:tcMar>
               <w:top w:w="80" w:type="dxa"/>
               <w:bottom w:w="80" w:type="dxa"/>
@@ -12906,7 +12993,7 @@
         </w:tc>
         <w:tc>
           <w:tcPr>
-            <w:tcW w:type="dxa" w:w="5435"/>
+            <w:tcW w:type="dxa" w:w="5616"/>
             <w:tcMar>
               <w:top w:w="80" w:type="dxa"/>
               <w:bottom w:w="80" w:type="dxa"/>
@@ -12933,7 +13020,7 @@
       <w:tr>
         <w:tc>
           <w:tcPr>
-            <w:tcW w:type="dxa" w:w="3925"/>
+            <w:tcW w:type="dxa" w:w="3744"/>
             <w:tcMar>
               <w:top w:w="80" w:type="dxa"/>
               <w:bottom w:w="80" w:type="dxa"/>
@@ -12959,7 +13046,7 @@
         </w:tc>
         <w:tc>
           <w:tcPr>
-            <w:tcW w:type="dxa" w:w="5435"/>
+            <w:tcW w:type="dxa" w:w="5616"/>
             <w:tcMar>
               <w:top w:w="80" w:type="dxa"/>
               <w:bottom w:w="80" w:type="dxa"/>
@@ -12986,7 +13073,7 @@
       <w:tr>
         <w:tc>
           <w:tcPr>
-            <w:tcW w:type="dxa" w:w="3925"/>
+            <w:tcW w:type="dxa" w:w="3744"/>
             <w:tcMar>
               <w:top w:w="80" w:type="dxa"/>
               <w:bottom w:w="80" w:type="dxa"/>
@@ -13012,7 +13099,7 @@
         </w:tc>
         <w:tc>
           <w:tcPr>
-            <w:tcW w:type="dxa" w:w="5435"/>
+            <w:tcW w:type="dxa" w:w="5616"/>
             <w:tcMar>
               <w:top w:w="80" w:type="dxa"/>
               <w:bottom w:w="80" w:type="dxa"/>
@@ -13056,7 +13143,7 @@
       <w:tr>
         <w:tc>
           <w:tcPr>
-            <w:tcW w:type="dxa" w:w="3925"/>
+            <w:tcW w:type="dxa" w:w="3744"/>
             <w:tcMar>
               <w:top w:w="80" w:type="dxa"/>
               <w:bottom w:w="80" w:type="dxa"/>
@@ -13082,7 +13169,7 @@
         </w:tc>
         <w:tc>
           <w:tcPr>
-            <w:tcW w:type="dxa" w:w="5435"/>
+            <w:tcW w:type="dxa" w:w="5616"/>
             <w:tcMar>
               <w:top w:w="80" w:type="dxa"/>
               <w:bottom w:w="80" w:type="dxa"/>
@@ -13109,7 +13196,7 @@
       <w:tr>
         <w:tc>
           <w:tcPr>
-            <w:tcW w:type="dxa" w:w="3925"/>
+            <w:tcW w:type="dxa" w:w="3744"/>
             <w:tcMar>
               <w:top w:w="80" w:type="dxa"/>
               <w:bottom w:w="80" w:type="dxa"/>
@@ -13135,7 +13222,7 @@
         </w:tc>
         <w:tc>
           <w:tcPr>
-            <w:tcW w:type="dxa" w:w="5435"/>
+            <w:tcW w:type="dxa" w:w="5616"/>
             <w:tcMar>
               <w:top w:w="80" w:type="dxa"/>
               <w:bottom w:w="80" w:type="dxa"/>
@@ -13162,7 +13249,7 @@
       <w:tr>
         <w:tc>
           <w:tcPr>
-            <w:tcW w:type="dxa" w:w="3925"/>
+            <w:tcW w:type="dxa" w:w="3744"/>
             <w:tcMar>
               <w:top w:w="80" w:type="dxa"/>
               <w:bottom w:w="80" w:type="dxa"/>
@@ -13188,7 +13275,7 @@
         </w:tc>
         <w:tc>
           <w:tcPr>
-            <w:tcW w:type="dxa" w:w="5435"/>
+            <w:tcW w:type="dxa" w:w="5616"/>
             <w:tcMar>
               <w:top w:w="80" w:type="dxa"/>
               <w:bottom w:w="80" w:type="dxa"/>
@@ -13215,7 +13302,7 @@
       <w:tr>
         <w:tc>
           <w:tcPr>
-            <w:tcW w:type="dxa" w:w="3925"/>
+            <w:tcW w:type="dxa" w:w="3744"/>
             <w:tcMar>
               <w:top w:w="80" w:type="dxa"/>
               <w:bottom w:w="80" w:type="dxa"/>
@@ -13241,7 +13328,7 @@
         </w:tc>
         <w:tc>
           <w:tcPr>
-            <w:tcW w:type="dxa" w:w="5435"/>
+            <w:tcW w:type="dxa" w:w="5616"/>
             <w:tcMar>
               <w:top w:w="80" w:type="dxa"/>
               <w:bottom w:w="80" w:type="dxa"/>
@@ -13268,7 +13355,7 @@
       <w:tr>
         <w:tc>
           <w:tcPr>
-            <w:tcW w:type="dxa" w:w="3925"/>
+            <w:tcW w:type="dxa" w:w="3744"/>
             <w:tcMar>
               <w:top w:w="80" w:type="dxa"/>
               <w:bottom w:w="80" w:type="dxa"/>
@@ -13288,13 +13375,13 @@
                 <w:color w:val="000000"/>
                 <w:sz w:val="16"/>
               </w:rPr>
-              <w:t>packed 2-D FPS scheduler</w:t>
-            </w:r>
-          </w:p>
-        </w:tc>
-        <w:tc>
-          <w:tcPr>
-            <w:tcW w:type="dxa" w:w="5435"/>
+              <w:t>赛题口径提交包</w:t>
+            </w:r>
+          </w:p>
+        </w:tc>
+        <w:tc>
+          <w:tcPr>
+            <w:tcW w:type="dxa" w:w="5616"/>
             <w:tcMar>
               <w:top w:w="80" w:type="dxa"/>
               <w:bottom w:w="80" w:type="dxa"/>
@@ -13313,8 +13400,27 @@
                 <w:color w:val="000000"/>
                 <w:sz w:val="16"/>
               </w:rPr>
-              <w:t>evidence/sim_fps_design_space/packed2d_perf_scheduler/summary.md</w:t>
-            </w:r>
+              <w:t>evidence/contest_scope_package/summary.md</w:t>
+            </w:r>
+          </w:p>
+        </w:tc>
+      </w:tr>
+      <w:tr>
+        <w:tc>
+          <w:tcPr>
+            <w:tcW w:type="dxa" w:w="3744"/>
+            <w:tcMar>
+              <w:top w:w="80" w:type="dxa"/>
+              <w:bottom w:w="80" w:type="dxa"/>
+              <w:start w:w="120" w:type="dxa"/>
+              <w:end w:w="120" w:type="dxa"/>
+            </w:tcMar>
+            <w:vAlign w:val="center"/>
+          </w:tcPr>
+          <w:p>
+            <w:pPr>
+              <w:spacing w:after="0"/>
+            </w:pPr>
             <w:r>
               <w:rPr>
                 <w:rFonts w:ascii="Microsoft YaHei" w:hAnsi="Microsoft YaHei" w:eastAsia="Microsoft YaHei" w:cs="Microsoft YaHei"/>
@@ -13322,15 +13428,32 @@
                 <w:color w:val="000000"/>
                 <w:sz w:val="16"/>
               </w:rPr>
-              <w:t>、</w:t>
-            </w:r>
+              <w:t>packed 2-D FPS scheduler</w:t>
+            </w:r>
+          </w:p>
+        </w:tc>
+        <w:tc>
+          <w:tcPr>
+            <w:tcW w:type="dxa" w:w="5616"/>
+            <w:tcMar>
+              <w:top w:w="80" w:type="dxa"/>
+              <w:bottom w:w="80" w:type="dxa"/>
+              <w:start w:w="120" w:type="dxa"/>
+              <w:end w:w="120" w:type="dxa"/>
+            </w:tcMar>
+            <w:vAlign w:val="center"/>
+          </w:tcPr>
+          <w:p>
+            <w:pPr>
+              <w:spacing w:after="0"/>
+            </w:pPr>
             <w:r>
               <w:rPr>
                 <w:rFonts w:ascii="Consolas" w:hAnsi="Consolas" w:eastAsia="Microsoft YaHei" w:cs="Consolas"/>
                 <w:color w:val="000000"/>
                 <w:sz w:val="16"/>
               </w:rPr>
-              <w:t>evidence/sim_fps_design_space/x4_720p15_fps_closure/summary.md</w:t>
+              <w:t>evidence/sim_fps_design_space/packed2d_perf_scheduler/summary.md</w:t>
             </w:r>
             <w:r>
               <w:rPr>
@@ -13347,7 +13470,7 @@
                 <w:color w:val="000000"/>
                 <w:sz w:val="16"/>
               </w:rPr>
-              <w:t>evidence/sim_fps_design_space/x2_720p4_fps_closure/summary.md</w:t>
+              <w:t>evidence/sim_fps_design_space/x4_720p15_fps_closure/summary.md</w:t>
             </w:r>
             <w:r>
               <w:rPr>
@@ -13364,6 +13487,23 @@
                 <w:color w:val="000000"/>
                 <w:sz w:val="16"/>
               </w:rPr>
+              <w:t>evidence/sim_fps_design_space/x2_720p4_fps_closure/summary.md</w:t>
+            </w:r>
+            <w:r>
+              <w:rPr>
+                <w:rFonts w:ascii="Microsoft YaHei" w:hAnsi="Microsoft YaHei" w:eastAsia="Microsoft YaHei" w:cs="Microsoft YaHei"/>
+                <w:b w:val="0"/>
+                <w:color w:val="000000"/>
+                <w:sz w:val="16"/>
+              </w:rPr>
+              <w:t>、</w:t>
+            </w:r>
+            <w:r>
+              <w:rPr>
+                <w:rFonts w:ascii="Consolas" w:hAnsi="Consolas" w:eastAsia="Microsoft YaHei" w:cs="Consolas"/>
+                <w:color w:val="000000"/>
+                <w:sz w:val="16"/>
+              </w:rPr>
               <w:t>evidence/sim_fps_design_space/packed2d_x2_720p20_perf_scheduler/summary.md</w:t>
             </w:r>
           </w:p>
@@ -13372,7 +13512,7 @@
       <w:tr>
         <w:tc>
           <w:tcPr>
-            <w:tcW w:type="dxa" w:w="3925"/>
+            <w:tcW w:type="dxa" w:w="3744"/>
             <w:tcMar>
               <w:top w:w="80" w:type="dxa"/>
               <w:bottom w:w="80" w:type="dxa"/>
@@ -13398,7 +13538,7 @@
         </w:tc>
         <w:tc>
           <w:tcPr>
-            <w:tcW w:type="dxa" w:w="5435"/>
+            <w:tcW w:type="dxa" w:w="5616"/>
             <w:tcMar>
               <w:top w:w="80" w:type="dxa"/>
               <w:bottom w:w="80" w:type="dxa"/>
@@ -13425,7 +13565,7 @@
       <w:tr>
         <w:tc>
           <w:tcPr>
-            <w:tcW w:type="dxa" w:w="3925"/>
+            <w:tcW w:type="dxa" w:w="3744"/>
             <w:tcMar>
               <w:top w:w="80" w:type="dxa"/>
               <w:bottom w:w="80" w:type="dxa"/>
@@ -13451,7 +13591,7 @@
         </w:tc>
         <w:tc>
           <w:tcPr>
-            <w:tcW w:type="dxa" w:w="5435"/>
+            <w:tcW w:type="dxa" w:w="5616"/>
             <w:tcMar>
               <w:top w:w="80" w:type="dxa"/>
               <w:bottom w:w="80" w:type="dxa"/>
@@ -13478,7 +13618,7 @@
       <w:tr>
         <w:tc>
           <w:tcPr>
-            <w:tcW w:type="dxa" w:w="3925"/>
+            <w:tcW w:type="dxa" w:w="3744"/>
             <w:tcMar>
               <w:top w:w="80" w:type="dxa"/>
               <w:bottom w:w="80" w:type="dxa"/>
@@ -13504,7 +13644,7 @@
         </w:tc>
         <w:tc>
           <w:tcPr>
-            <w:tcW w:type="dxa" w:w="5435"/>
+            <w:tcW w:type="dxa" w:w="5616"/>
             <w:tcMar>
               <w:top w:w="80" w:type="dxa"/>
               <w:bottom w:w="80" w:type="dxa"/>
@@ -13531,7 +13671,7 @@
       <w:tr>
         <w:tc>
           <w:tcPr>
-            <w:tcW w:type="dxa" w:w="3925"/>
+            <w:tcW w:type="dxa" w:w="3744"/>
             <w:tcMar>
               <w:top w:w="80" w:type="dxa"/>
               <w:bottom w:w="80" w:type="dxa"/>
@@ -13551,13 +13691,13 @@
                 <w:color w:val="000000"/>
                 <w:sz w:val="16"/>
               </w:rPr>
-              <w:t>submission archive summary</w:t>
-            </w:r>
-          </w:p>
-        </w:tc>
-        <w:tc>
-          <w:tcPr>
-            <w:tcW w:type="dxa" w:w="5435"/>
+              <w:t>严格上板归档摘要</w:t>
+            </w:r>
+          </w:p>
+        </w:tc>
+        <w:tc>
+          <w:tcPr>
+            <w:tcW w:type="dxa" w:w="5616"/>
             <w:tcMar>
               <w:top w:w="80" w:type="dxa"/>
               <w:bottom w:w="80" w:type="dxa"/>
@@ -13584,7 +13724,7 @@
       <w:tr>
         <w:tc>
           <w:tcPr>
-            <w:tcW w:type="dxa" w:w="3925"/>
+            <w:tcW w:type="dxa" w:w="3744"/>
             <w:tcMar>
               <w:top w:w="80" w:type="dxa"/>
               <w:bottom w:w="80" w:type="dxa"/>
@@ -13610,7 +13750,7 @@
         </w:tc>
         <w:tc>
           <w:tcPr>
-            <w:tcW w:type="dxa" w:w="5435"/>
+            <w:tcW w:type="dxa" w:w="5616"/>
             <w:tcMar>
               <w:top w:w="80" w:type="dxa"/>
               <w:bottom w:w="80" w:type="dxa"/>
@@ -13819,6 +13959,21 @@
           <w:color w:val="000000"/>
         </w:rPr>
         <w:t>evidence/contest_scope_readiness/summary.md</w:t>
+      </w:r>
+      <w:r>
+        <w:rPr>
+          <w:rFonts w:ascii="Microsoft YaHei" w:hAnsi="Microsoft YaHei" w:eastAsia="Microsoft YaHei" w:cs="Microsoft YaHei"/>
+          <w:b w:val="0"/>
+          <w:color w:val="000000"/>
+        </w:rPr>
+        <w:t xml:space="preserve"> 与 </w:t>
+      </w:r>
+      <w:r>
+        <w:rPr>
+          <w:rFonts w:ascii="Consolas" w:hAnsi="Consolas" w:eastAsia="Microsoft YaHei" w:cs="Consolas"/>
+          <w:color w:val="000000"/>
+        </w:rPr>
+        <w:t>evidence/contest_scope_package/summary.md</w:t>
       </w:r>
       <w:r>
         <w:rPr>

--- a/W8A12_3lane/output/docx/W8A12_3lane_contest_submission_report_complete_20260701.docx
+++ b/W8A12_3lane/output/docx/W8A12_3lane_contest_submission_report_complete_20260701.docx
@@ -12678,6 +12678,59 @@
                 <w:sz w:val="16"/>
               </w:rPr>
               <w:t>evidence/report_docx_complete_20260701/summary.md</w:t>
+            </w:r>
+          </w:p>
+        </w:tc>
+      </w:tr>
+      <w:tr>
+        <w:tc>
+          <w:tcPr>
+            <w:tcW w:type="dxa" w:w="3744"/>
+            <w:tcMar>
+              <w:top w:w="80" w:type="dxa"/>
+              <w:bottom w:w="80" w:type="dxa"/>
+              <w:start w:w="120" w:type="dxa"/>
+              <w:end w:w="120" w:type="dxa"/>
+            </w:tcMar>
+            <w:vAlign w:val="center"/>
+          </w:tcPr>
+          <w:p>
+            <w:pPr>
+              <w:spacing w:after="0"/>
+            </w:pPr>
+            <w:r>
+              <w:rPr>
+                <w:rFonts w:ascii="Microsoft YaHei" w:hAnsi="Microsoft YaHei" w:eastAsia="Microsoft YaHei" w:cs="Microsoft YaHei"/>
+                <w:b w:val="0"/>
+                <w:color w:val="000000"/>
+                <w:sz w:val="16"/>
+              </w:rPr>
+              <w:t>最终提交指南</w:t>
+            </w:r>
+          </w:p>
+        </w:tc>
+        <w:tc>
+          <w:tcPr>
+            <w:tcW w:type="dxa" w:w="5616"/>
+            <w:tcMar>
+              <w:top w:w="80" w:type="dxa"/>
+              <w:bottom w:w="80" w:type="dxa"/>
+              <w:start w:w="120" w:type="dxa"/>
+              <w:end w:w="120" w:type="dxa"/>
+            </w:tcMar>
+            <w:vAlign w:val="center"/>
+          </w:tcPr>
+          <w:p>
+            <w:pPr>
+              <w:spacing w:after="0"/>
+            </w:pPr>
+            <w:r>
+              <w:rPr>
+                <w:rFonts w:ascii="Consolas" w:hAnsi="Consolas" w:eastAsia="Microsoft YaHei" w:cs="Consolas"/>
+                <w:color w:val="000000"/>
+                <w:sz w:val="16"/>
+              </w:rPr>
+              <w:t>docs/final_submission_guide.md</w:t>
             </w:r>
           </w:p>
         </w:tc>

--- a/W8A12_3lane/output/docx/W8A12_3lane_contest_submission_report_complete_20260701.docx
+++ b/W8A12_3lane/output/docx/W8A12_3lane_contest_submission_report_complete_20260701.docx
@@ -12731,6 +12731,59 @@
                 <w:sz w:val="16"/>
               </w:rPr>
               <w:t>docs/final_submission_guide.md</w:t>
+            </w:r>
+          </w:p>
+        </w:tc>
+      </w:tr>
+      <w:tr>
+        <w:tc>
+          <w:tcPr>
+            <w:tcW w:type="dxa" w:w="3744"/>
+            <w:tcMar>
+              <w:top w:w="80" w:type="dxa"/>
+              <w:bottom w:w="80" w:type="dxa"/>
+              <w:start w:w="120" w:type="dxa"/>
+              <w:end w:w="120" w:type="dxa"/>
+            </w:tcMar>
+            <w:vAlign w:val="center"/>
+          </w:tcPr>
+          <w:p>
+            <w:pPr>
+              <w:spacing w:after="0"/>
+            </w:pPr>
+            <w:r>
+              <w:rPr>
+                <w:rFonts w:ascii="Microsoft YaHei" w:hAnsi="Microsoft YaHei" w:eastAsia="Microsoft YaHei" w:cs="Microsoft YaHei"/>
+                <w:b w:val="0"/>
+                <w:color w:val="000000"/>
+                <w:sz w:val="16"/>
+              </w:rPr>
+              <w:t>赛题要求追踪矩阵</w:t>
+            </w:r>
+          </w:p>
+        </w:tc>
+        <w:tc>
+          <w:tcPr>
+            <w:tcW w:type="dxa" w:w="5616"/>
+            <w:tcMar>
+              <w:top w:w="80" w:type="dxa"/>
+              <w:bottom w:w="80" w:type="dxa"/>
+              <w:start w:w="120" w:type="dxa"/>
+              <w:end w:w="120" w:type="dxa"/>
+            </w:tcMar>
+            <w:vAlign w:val="center"/>
+          </w:tcPr>
+          <w:p>
+            <w:pPr>
+              <w:spacing w:after="0"/>
+            </w:pPr>
+            <w:r>
+              <w:rPr>
+                <w:rFonts w:ascii="Consolas" w:hAnsi="Consolas" w:eastAsia="Microsoft YaHei" w:cs="Consolas"/>
+                <w:color w:val="000000"/>
+                <w:sz w:val="16"/>
+              </w:rPr>
+              <w:t>docs/contest_requirement_traceability.md</w:t>
             </w:r>
           </w:p>
         </w:tc>

--- a/W8A12_3lane/output/docx/W8A12_3lane_contest_submission_report_complete_20260701.docx
+++ b/W8A12_3lane/output/docx/W8A12_3lane_contest_submission_report_complete_20260701.docx
@@ -7788,7 +7788,37 @@
           <w:b w:val="0"/>
           <w:color w:val="000000"/>
         </w:rPr>
-        <w:t>。</w:t>
+        <w:t xml:space="preserve">。为避免后台实现任务运行时再启动新的 Vivado batch/project，另提供 direct </w:t>
+      </w:r>
+      <w:r>
+        <w:rPr>
+          <w:rFonts w:ascii="Consolas" w:hAnsi="Consolas" w:eastAsia="Microsoft YaHei" w:cs="Consolas"/>
+          <w:color w:val="000000"/>
+        </w:rPr>
+        <w:t>xvlog/xelab/xsim</w:t>
+      </w:r>
+      <w:r>
+        <w:rPr>
+          <w:rFonts w:ascii="Microsoft YaHei" w:hAnsi="Microsoft YaHei" w:eastAsia="Microsoft YaHei" w:cs="Microsoft YaHei"/>
+          <w:b w:val="0"/>
+          <w:color w:val="000000"/>
+        </w:rPr>
+        <w:t xml:space="preserve"> 复跑脚本，证据见 </w:t>
+      </w:r>
+      <w:r>
+        <w:rPr>
+          <w:rFonts w:ascii="Consolas" w:hAnsi="Consolas" w:eastAsia="Microsoft YaHei" w:cs="Consolas"/>
+          <w:color w:val="000000"/>
+        </w:rPr>
+        <w:t>evidence/sim_fps_design_space/packed2d_x2_direct_xsim_replay/summary.md</w:t>
+      </w:r>
+      <w:r>
+        <w:rPr>
+          <w:rFonts w:ascii="Microsoft YaHei" w:hAnsi="Microsoft YaHei" w:eastAsia="Microsoft YaHei" w:cs="Microsoft YaHei"/>
+          <w:b w:val="0"/>
+          <w:color w:val="000000"/>
+        </w:rPr>
+        <w:t>，该证据只复核 scheduler/performance-model 数值边界，不声明板端 FPS。</w:t>
       </w:r>
     </w:p>
     <w:p>
@@ -13611,6 +13641,23 @@
                 <w:sz w:val="16"/>
               </w:rPr>
               <w:t>evidence/sim_fps_design_space/packed2d_x2_720p20_perf_scheduler/summary.md</w:t>
+            </w:r>
+            <w:r>
+              <w:rPr>
+                <w:rFonts w:ascii="Microsoft YaHei" w:hAnsi="Microsoft YaHei" w:eastAsia="Microsoft YaHei" w:cs="Microsoft YaHei"/>
+                <w:b w:val="0"/>
+                <w:color w:val="000000"/>
+                <w:sz w:val="16"/>
+              </w:rPr>
+              <w:t>、</w:t>
+            </w:r>
+            <w:r>
+              <w:rPr>
+                <w:rFonts w:ascii="Consolas" w:hAnsi="Consolas" w:eastAsia="Microsoft YaHei" w:cs="Consolas"/>
+                <w:color w:val="000000"/>
+                <w:sz w:val="16"/>
+              </w:rPr>
+              <w:t>evidence/sim_fps_design_space/packed2d_x2_direct_xsim_replay/summary.md</w:t>
             </w:r>
           </w:p>
         </w:tc>
